--- a/data/HR-files/Munkaszerződés.docx
+++ b/data/HR-files/Munkaszerződés.docx
@@ -1123,7 +1123,15 @@
           <w:rFonts w:ascii="Poppins" w:hAnsi="Poppins" w:cs="Poppins"/>
           <w:sz w:val="20"/>
         </w:rPr>
-        <w:t>6) A Munkavállaló alapbére havi bruttó</w:t>
+        <w:t xml:space="preserve">6) A Munkavállaló alapbére havi </w:t>
+      </w:r>
+      <w:proofErr w:type="gramStart"/>
+      <w:r>
+        <w:rPr>
+          <w:rFonts w:ascii="Poppins" w:hAnsi="Poppins" w:cs="Poppins"/>
+          <w:sz w:val="20"/>
+        </w:rPr>
+        <w:t>bruttó</w:t>
       </w:r>
       <w:r>
         <w:rPr>
@@ -1148,7 +1156,17 @@
           <w:sz w:val="20"/>
           <w:highlight w:val="yellow"/>
         </w:rPr>
-        <w:t>,-</w:t>
+        <w:t>,</w:t>
+      </w:r>
+      <w:proofErr w:type="gramEnd"/>
+      <w:r>
+        <w:rPr>
+          <w:rFonts w:ascii="Poppins" w:hAnsi="Poppins" w:cs="Poppins"/>
+          <w:b/>
+          <w:sz w:val="20"/>
+          <w:highlight w:val="yellow"/>
+        </w:rPr>
+        <w:t>-</w:t>
       </w:r>
       <w:r>
         <w:rPr>
@@ -1207,6 +1225,15 @@
           <w:highlight w:val="yellow"/>
         </w:rPr>
         <w:t>SZÁMMAL KIÍRVA</w:t>
+      </w:r>
+      <w:r>
+        <w:rPr>
+          <w:rFonts w:ascii="Poppins" w:hAnsi="Poppins" w:cs="Poppins"/>
+          <w:b/>
+          <w:bCs/>
+          <w:sz w:val="20"/>
+        </w:rPr>
+        <w:t xml:space="preserve"> forint.</w:t>
       </w:r>
     </w:p>
     <w:p>
@@ -1378,7 +1405,14 @@
           <w:rFonts w:ascii="Poppins" w:hAnsi="Poppins" w:cs="Poppins"/>
           <w:sz w:val="20"/>
         </w:rPr>
-        <w:t xml:space="preserve">8) A munkáltató és a munkavállaló megállapodnak abban, hogy a munkavállaló a munkaviszony alatt </w:t>
+        <w:t xml:space="preserve">8) </w:t>
+      </w:r>
+      <w:r>
+        <w:rPr>
+          <w:rFonts w:ascii="Poppins" w:hAnsi="Poppins" w:cs="Poppins"/>
+          <w:sz w:val="20"/>
+        </w:rPr>
+        <w:t xml:space="preserve">A munkáltató és a munkavállaló megállapodnak abban, hogy a munkavállaló a munkaviszony fennállása során </w:t>
       </w:r>
       <w:r>
         <w:rPr>
@@ -1387,14 +1421,14 @@
           <w:bCs/>
           <w:sz w:val="20"/>
         </w:rPr>
-        <w:t xml:space="preserve">állandó </w:t>
-      </w:r>
-      <w:r>
-        <w:rPr>
-          <w:rFonts w:ascii="Poppins" w:hAnsi="Poppins" w:cs="Poppins"/>
-          <w:sz w:val="20"/>
-        </w:rPr>
-        <w:t xml:space="preserve">munkahelyen </w:t>
+        <w:t>állandó</w:t>
+      </w:r>
+      <w:r>
+        <w:rPr>
+          <w:rFonts w:ascii="Poppins" w:hAnsi="Poppins" w:cs="Poppins"/>
+          <w:sz w:val="20"/>
+        </w:rPr>
+        <w:t xml:space="preserve"> munkahelyén, a </w:t>
       </w:r>
       <w:r>
         <w:rPr>
@@ -1404,41 +1438,14 @@
           <w:sz w:val="20"/>
           <w:highlight w:val="yellow"/>
         </w:rPr>
-        <w:t>6724 Szeged,</w:t>
-      </w:r>
-      <w:r>
-        <w:rPr>
-          <w:rFonts w:ascii="Poppins" w:hAnsi="Poppins" w:cs="Poppins"/>
-          <w:b/>
-          <w:bCs/>
-          <w:sz w:val="20"/>
-          <w:highlight w:val="yellow"/>
-        </w:rPr>
-        <w:t xml:space="preserve"> Trafó köz 3</w:t>
-      </w:r>
-      <w:r>
-        <w:rPr>
-          <w:rFonts w:ascii="Poppins" w:hAnsi="Poppins" w:cs="Poppins"/>
-          <w:b/>
-          <w:bCs/>
-          <w:sz w:val="20"/>
-          <w:highlight w:val="yellow"/>
-        </w:rPr>
-        <w:t>.</w:t>
-      </w:r>
-      <w:r>
-        <w:rPr>
-          <w:rFonts w:ascii="Poppins" w:hAnsi="Poppins" w:cs="Poppins"/>
-          <w:sz w:val="20"/>
-        </w:rPr>
-        <w:t xml:space="preserve"> </w:t>
-      </w:r>
-      <w:r>
-        <w:rPr>
-          <w:rFonts w:ascii="Poppins" w:hAnsi="Poppins" w:cs="Poppins"/>
-          <w:sz w:val="20"/>
-        </w:rPr>
-        <w:t xml:space="preserve">végzi munkáját. </w:t>
+        <w:t>6724 Szeged, Trafó köz 3.</w:t>
+      </w:r>
+      <w:r>
+        <w:rPr>
+          <w:rFonts w:ascii="Poppins" w:hAnsi="Poppins" w:cs="Poppins"/>
+          <w:sz w:val="20"/>
+        </w:rPr>
+        <w:t xml:space="preserve"> szám alatt végzi munkáját.</w:t>
       </w:r>
     </w:p>
     <w:p>
@@ -1511,6 +1518,7 @@
           <w:rFonts w:ascii="Poppins" w:hAnsi="Poppins" w:cs="Poppins"/>
           <w:sz w:val="20"/>
         </w:rPr>
+        <w:lastRenderedPageBreak/>
         <w:t xml:space="preserve">A titoktartás nem terjed ki a közérdekű adatok nyilvánosságára és a közérdekből nyilvános adatra vonatkozó, külön törvényben meghatározott adatszolgáltatási és tájékoztatási kötelezettségre. </w:t>
       </w:r>
     </w:p>
@@ -1527,7 +1535,6 @@
           <w:rFonts w:ascii="Poppins" w:hAnsi="Poppins" w:cs="Poppins"/>
           <w:sz w:val="20"/>
         </w:rPr>
-        <w:lastRenderedPageBreak/>
         <w:t>Az ilyen jellegű ismeretek jogosulatlan nyilvánosságra hozatalával, felhasználásával a foglalkoztatónak okozott kárért a dolgozó munkaviszonya megszűnését követően is kártérítési felelősséggel tartozik.</w:t>
       </w:r>
     </w:p>
@@ -1964,6 +1971,7 @@
           <w:rFonts w:ascii="Poppins" w:hAnsi="Poppins" w:cs="Poppins"/>
           <w:sz w:val="20"/>
         </w:rPr>
+        <w:lastRenderedPageBreak/>
         <w:t>1</w:t>
       </w:r>
       <w:r>
@@ -1999,7 +2007,6 @@
           <w:rFonts w:ascii="Poppins" w:hAnsi="Poppins" w:cs="Poppins"/>
           <w:sz w:val="20"/>
         </w:rPr>
-        <w:lastRenderedPageBreak/>
         <w:t>1</w:t>
       </w:r>
       <w:r>
@@ -2603,15 +2610,6 @@
         </w:tc>
       </w:tr>
     </w:tbl>
-    <w:p>
-      <w:pPr>
-        <w:jc w:val="both"/>
-        <w:rPr>
-          <w:rFonts w:ascii="Poppins" w:hAnsi="Poppins" w:cs="Poppins"/>
-          <w:sz w:val="20"/>
-        </w:rPr>
-      </w:pPr>
-    </w:p>
     <w:p>
       <w:pPr>
         <w:jc w:val="both"/>
@@ -2858,13 +2856,23 @@
       <w:pStyle w:val="lfej"/>
       <w:contextualSpacing/>
     </w:pPr>
+    <w:proofErr w:type="spellStart"/>
     <w:r>
       <w:rPr>
         <w:rFonts w:ascii="Verdana" w:hAnsi="Verdana" w:cs="Verdana"/>
         <w:sz w:val="16"/>
         <w:szCs w:val="16"/>
       </w:rPr>
-      <w:t>Divian-Mega Kft.</w:t>
+      <w:t>Divian</w:t>
+    </w:r>
+    <w:proofErr w:type="spellEnd"/>
+    <w:r>
+      <w:rPr>
+        <w:rFonts w:ascii="Verdana" w:hAnsi="Verdana" w:cs="Verdana"/>
+        <w:sz w:val="16"/>
+        <w:szCs w:val="16"/>
+      </w:rPr>
+      <w:t>-Mega Kft.</w:t>
     </w:r>
   </w:p>
   <w:p>

--- a/data/HR-files/Munkaszerződés.docx
+++ b/data/HR-files/Munkaszerződés.docx
@@ -695,6 +695,8 @@
       <w:r>
         <w:rPr>
           <w:rFonts w:ascii="Poppins" w:hAnsi="Poppins" w:cs="Poppins"/>
+          <w:b/>
+          <w:bCs/>
           <w:sz w:val="20"/>
           <w:highlight w:val="yellow"/>
         </w:rPr>

--- a/data/HR-files/Munkaszerződés.docx
+++ b/data/HR-files/Munkaszerződés.docx
@@ -6,13 +6,13 @@
       <w:pPr>
         <w:pStyle w:val="Cmsor"/>
         <w:rPr>
-          <w:rFonts w:ascii="Poppins" w:hAnsi="Poppins" w:cs="Poppins"/>
-          <w:sz w:val="20"/>
-        </w:rPr>
-      </w:pPr>
-      <w:r>
-        <w:rPr>
-          <w:rFonts w:ascii="Poppins" w:hAnsi="Poppins" w:cs="Poppins"/>
+          <w:rFonts w:ascii="Poppins" w:hAnsi="Poppins" w:cs="Poppins" w:eastAsia="Poppins"/>
+          <w:sz w:val="20"/>
+        </w:rPr>
+      </w:pPr>
+      <w:r>
+        <w:rPr>
+          <w:rFonts w:ascii="Poppins" w:hAnsi="Poppins" w:cs="Poppins" w:eastAsia="Poppins"/>
           <w:sz w:val="20"/>
         </w:rPr>
         <w:t>MUNKASZERZŐDÉS</w:t>
@@ -22,16 +22,16 @@
       <w:pPr>
         <w:jc w:val="center"/>
         <w:rPr>
-          <w:rFonts w:ascii="Poppins" w:hAnsi="Poppins" w:cs="Poppins"/>
-          <w:sz w:val="20"/>
-        </w:rPr>
-      </w:pPr>
-    </w:p>
-    <w:p>
-      <w:pPr>
-        <w:jc w:val="both"/>
-        <w:rPr>
-          <w:rFonts w:ascii="Poppins" w:hAnsi="Poppins" w:cs="Poppins"/>
+          <w:rFonts w:ascii="Poppins" w:hAnsi="Poppins" w:cs="Poppins" w:eastAsia="Poppins"/>
+          <w:sz w:val="20"/>
+        </w:rPr>
+      </w:pPr>
+    </w:p>
+    <w:p>
+      <w:pPr>
+        <w:jc w:val="both"/>
+        <w:rPr>
+          <w:rFonts w:ascii="Poppins" w:hAnsi="Poppins" w:cs="Poppins" w:eastAsia="Poppins"/>
           <w:sz w:val="20"/>
         </w:rPr>
       </w:pPr>
@@ -41,20 +41,20 @@
         <w:contextualSpacing/>
         <w:jc w:val="both"/>
         <w:rPr>
-          <w:rFonts w:ascii="Poppins" w:hAnsi="Poppins" w:cs="Poppins"/>
-          <w:sz w:val="20"/>
-        </w:rPr>
-      </w:pPr>
-      <w:r>
-        <w:rPr>
-          <w:rFonts w:ascii="Poppins" w:hAnsi="Poppins" w:cs="Poppins"/>
+          <w:rFonts w:ascii="Poppins" w:hAnsi="Poppins" w:cs="Poppins" w:eastAsia="Poppins"/>
+          <w:sz w:val="20"/>
+        </w:rPr>
+      </w:pPr>
+      <w:r>
+        <w:rPr>
+          <w:rFonts w:ascii="Poppins" w:hAnsi="Poppins" w:cs="Poppins" w:eastAsia="Poppins"/>
           <w:sz w:val="20"/>
         </w:rPr>
         <w:t xml:space="preserve">Amely létrejött egyrészről, a </w:t>
       </w:r>
       <w:r>
         <w:rPr>
-          <w:rFonts w:ascii="Poppins" w:hAnsi="Poppins" w:cs="Poppins"/>
+          <w:rFonts w:ascii="Poppins" w:hAnsi="Poppins" w:cs="Poppins" w:eastAsia="Poppins"/>
           <w:b/>
           <w:sz w:val="20"/>
         </w:rPr>
@@ -62,42 +62,42 @@
       </w:r>
       <w:r>
         <w:rPr>
-          <w:rFonts w:ascii="Poppins" w:hAnsi="Poppins" w:cs="Poppins"/>
+          <w:rFonts w:ascii="Poppins" w:hAnsi="Poppins" w:cs="Poppins" w:eastAsia="Poppins"/>
           <w:sz w:val="20"/>
         </w:rPr>
         <w:t xml:space="preserve"> (HU-</w:t>
       </w:r>
       <w:r>
         <w:rPr>
-          <w:rFonts w:ascii="Poppins" w:hAnsi="Poppins" w:cs="Poppins"/>
+          <w:rFonts w:ascii="Poppins" w:hAnsi="Poppins" w:cs="Poppins" w:eastAsia="Poppins"/>
           <w:sz w:val="20"/>
         </w:rPr>
         <w:t>6724 Szeged, Trafó köz 3., Adószáma: 12809404-2-06</w:t>
       </w:r>
       <w:r>
         <w:rPr>
-          <w:rFonts w:ascii="Poppins" w:hAnsi="Poppins" w:cs="Poppins"/>
+          <w:rFonts w:ascii="Poppins" w:hAnsi="Poppins" w:cs="Poppins" w:eastAsia="Poppins"/>
           <w:sz w:val="20"/>
         </w:rPr>
         <w:t xml:space="preserve">, a Csongrád Megyei Bíróság, mint Cégbíróság által a </w:t>
       </w:r>
       <w:r>
         <w:rPr>
-          <w:rFonts w:ascii="Poppins" w:hAnsi="Poppins" w:cs="Poppins"/>
+          <w:rFonts w:ascii="Poppins" w:hAnsi="Poppins" w:cs="Poppins" w:eastAsia="Poppins"/>
           <w:sz w:val="20"/>
         </w:rPr>
         <w:t xml:space="preserve">06-09-007850 </w:t>
       </w:r>
       <w:r>
         <w:rPr>
-          <w:rFonts w:ascii="Poppins" w:hAnsi="Poppins" w:cs="Poppins"/>
+          <w:rFonts w:ascii="Poppins" w:hAnsi="Poppins" w:cs="Poppins" w:eastAsia="Poppins"/>
           <w:sz w:val="20"/>
         </w:rPr>
         <w:t xml:space="preserve">cégjegyzék számon bejegyezve), mint Munkáltató (a továbbiakban: </w:t>
       </w:r>
       <w:r>
         <w:rPr>
-          <w:rFonts w:ascii="Poppins" w:hAnsi="Poppins" w:cs="Poppins"/>
+          <w:rFonts w:ascii="Poppins" w:hAnsi="Poppins" w:cs="Poppins" w:eastAsia="Poppins"/>
           <w:b/>
           <w:sz w:val="20"/>
         </w:rPr>
@@ -105,7 +105,7 @@
       </w:r>
       <w:r>
         <w:rPr>
-          <w:rFonts w:ascii="Poppins" w:hAnsi="Poppins" w:cs="Poppins"/>
+          <w:rFonts w:ascii="Poppins" w:hAnsi="Poppins" w:cs="Poppins" w:eastAsia="Poppins"/>
           <w:sz w:val="20"/>
         </w:rPr>
         <w:t>), másrészről</w:t>
@@ -115,7 +115,7 @@
       <w:pPr>
         <w:jc w:val="both"/>
         <w:rPr>
-          <w:rFonts w:ascii="Poppins" w:hAnsi="Poppins" w:cs="Poppins"/>
+          <w:rFonts w:ascii="Poppins" w:hAnsi="Poppins" w:cs="Poppins" w:eastAsia="Poppins"/>
           <w:sz w:val="20"/>
         </w:rPr>
       </w:pPr>
@@ -146,14 +146,14 @@
               <w:keepLines/>
               <w:jc w:val="both"/>
               <w:rPr>
-                <w:rFonts w:ascii="Poppins" w:hAnsi="Poppins" w:cs="Poppins"/>
+                <w:rFonts w:ascii="Poppins" w:hAnsi="Poppins" w:cs="Poppins" w:eastAsia="Poppins"/>
                 <w:sz w:val="20"/>
                 <w:highlight w:val="yellow"/>
               </w:rPr>
             </w:pPr>
             <w:r>
               <w:rPr>
-                <w:rFonts w:ascii="Poppins" w:hAnsi="Poppins" w:cs="Poppins"/>
+                <w:rFonts w:ascii="Poppins" w:hAnsi="Poppins" w:cs="Poppins" w:eastAsia="Poppins"/>
                 <w:b/>
                 <w:sz w:val="20"/>
                 <w:highlight w:val="yellow"/>
@@ -179,7 +179,7 @@
               <w:keepLines/>
               <w:jc w:val="both"/>
               <w:rPr>
-                <w:rFonts w:ascii="Poppins" w:hAnsi="Poppins" w:cs="Poppins"/>
+                <w:rFonts w:ascii="Poppins" w:hAnsi="Poppins" w:cs="Poppins" w:eastAsia="Poppins"/>
                 <w:b/>
                 <w:sz w:val="20"/>
                 <w:highlight w:val="yellow"/>
@@ -187,7 +187,7 @@
             </w:pPr>
             <w:r>
               <w:rPr>
-                <w:rFonts w:ascii="Poppins" w:hAnsi="Poppins" w:cs="Poppins"/>
+                <w:rFonts w:ascii="Poppins" w:hAnsi="Poppins" w:cs="Poppins" w:eastAsia="Poppins"/>
                 <w:b/>
                 <w:sz w:val="20"/>
                 <w:highlight w:val="yellow"/>
@@ -196,7 +196,7 @@
             </w:r>
             <w:r>
               <w:rPr>
-                <w:rFonts w:ascii="Poppins" w:hAnsi="Poppins" w:cs="Poppins"/>
+                <w:rFonts w:ascii="Poppins" w:hAnsi="Poppins" w:cs="Poppins" w:eastAsia="Poppins"/>
                 <w:b/>
                 <w:sz w:val="20"/>
                 <w:highlight w:val="yellow"/>
@@ -222,14 +222,14 @@
               <w:keepLines/>
               <w:jc w:val="both"/>
               <w:rPr>
-                <w:rFonts w:ascii="Poppins" w:hAnsi="Poppins" w:cs="Poppins"/>
+                <w:rFonts w:ascii="Poppins" w:hAnsi="Poppins" w:cs="Poppins" w:eastAsia="Poppins"/>
                 <w:sz w:val="20"/>
                 <w:highlight w:val="yellow"/>
               </w:rPr>
             </w:pPr>
             <w:r>
               <w:rPr>
-                <w:rFonts w:ascii="Poppins" w:hAnsi="Poppins" w:cs="Poppins"/>
+                <w:rFonts w:ascii="Poppins" w:hAnsi="Poppins" w:cs="Poppins" w:eastAsia="Poppins"/>
                 <w:b/>
                 <w:sz w:val="20"/>
                 <w:highlight w:val="yellow"/>
@@ -238,7 +238,7 @@
             </w:r>
             <w:r>
               <w:rPr>
-                <w:rFonts w:ascii="Poppins" w:hAnsi="Poppins" w:cs="Poppins"/>
+                <w:rFonts w:ascii="Poppins" w:hAnsi="Poppins" w:cs="Poppins" w:eastAsia="Poppins"/>
                 <w:b/>
                 <w:sz w:val="20"/>
                 <w:highlight w:val="yellow"/>
@@ -264,14 +264,14 @@
               <w:keepLines/>
               <w:jc w:val="both"/>
               <w:rPr>
-                <w:rFonts w:ascii="Poppins" w:hAnsi="Poppins" w:cs="Poppins"/>
+                <w:rFonts w:ascii="Poppins" w:hAnsi="Poppins" w:cs="Poppins" w:eastAsia="Poppins"/>
                 <w:sz w:val="20"/>
                 <w:highlight w:val="yellow"/>
               </w:rPr>
             </w:pPr>
             <w:r>
               <w:rPr>
-                <w:rFonts w:ascii="Poppins" w:hAnsi="Poppins" w:cs="Poppins"/>
+                <w:rFonts w:ascii="Poppins" w:hAnsi="Poppins" w:cs="Poppins" w:eastAsia="Poppins"/>
                 <w:b/>
                 <w:sz w:val="20"/>
                 <w:highlight w:val="yellow"/>
@@ -297,14 +297,14 @@
               <w:keepLines/>
               <w:jc w:val="both"/>
               <w:rPr>
-                <w:rFonts w:ascii="Poppins" w:hAnsi="Poppins" w:cs="Poppins"/>
+                <w:rFonts w:ascii="Poppins" w:hAnsi="Poppins" w:cs="Poppins" w:eastAsia="Poppins"/>
                 <w:sz w:val="20"/>
                 <w:highlight w:val="yellow"/>
               </w:rPr>
             </w:pPr>
             <w:r>
               <w:rPr>
-                <w:rFonts w:ascii="Poppins" w:hAnsi="Poppins" w:cs="Poppins"/>
+                <w:rFonts w:ascii="Poppins" w:hAnsi="Poppins" w:cs="Poppins" w:eastAsia="Poppins"/>
                 <w:b/>
                 <w:sz w:val="20"/>
                 <w:highlight w:val="yellow"/>
@@ -313,7 +313,7 @@
             </w:r>
             <w:r>
               <w:rPr>
-                <w:rFonts w:ascii="Poppins" w:hAnsi="Poppins" w:cs="Poppins"/>
+                <w:rFonts w:ascii="Poppins" w:hAnsi="Poppins" w:cs="Poppins" w:eastAsia="Poppins"/>
                 <w:b/>
                 <w:sz w:val="20"/>
                 <w:highlight w:val="yellow"/>
@@ -339,7 +339,7 @@
               <w:keepLines/>
               <w:jc w:val="both"/>
               <w:rPr>
-                <w:rFonts w:ascii="Poppins" w:hAnsi="Poppins" w:cs="Poppins"/>
+                <w:rFonts w:ascii="Poppins" w:hAnsi="Poppins" w:cs="Poppins" w:eastAsia="Poppins"/>
                 <w:b/>
                 <w:sz w:val="20"/>
                 <w:highlight w:val="yellow"/>
@@ -347,7 +347,7 @@
             </w:pPr>
             <w:r>
               <w:rPr>
-                <w:rFonts w:ascii="Poppins" w:hAnsi="Poppins" w:cs="Poppins"/>
+                <w:rFonts w:ascii="Poppins" w:hAnsi="Poppins" w:cs="Poppins" w:eastAsia="Poppins"/>
                 <w:b/>
                 <w:sz w:val="20"/>
                 <w:highlight w:val="yellow"/>
@@ -356,7 +356,7 @@
             </w:r>
             <w:r>
               <w:rPr>
-                <w:rFonts w:ascii="Poppins" w:hAnsi="Poppins" w:cs="Poppins"/>
+                <w:rFonts w:ascii="Poppins" w:hAnsi="Poppins" w:cs="Poppins" w:eastAsia="Poppins"/>
                 <w:b/>
                 <w:sz w:val="20"/>
                 <w:highlight w:val="yellow"/>
@@ -382,14 +382,14 @@
               <w:keepLines/>
               <w:jc w:val="both"/>
               <w:rPr>
-                <w:rFonts w:ascii="Poppins" w:hAnsi="Poppins" w:cs="Poppins"/>
+                <w:rFonts w:ascii="Poppins" w:hAnsi="Poppins" w:cs="Poppins" w:eastAsia="Poppins"/>
                 <w:sz w:val="20"/>
                 <w:highlight w:val="yellow"/>
               </w:rPr>
             </w:pPr>
             <w:r>
               <w:rPr>
-                <w:rFonts w:ascii="Poppins" w:hAnsi="Poppins" w:cs="Poppins"/>
+                <w:rFonts w:ascii="Poppins" w:hAnsi="Poppins" w:cs="Poppins" w:eastAsia="Poppins"/>
                 <w:b/>
                 <w:sz w:val="20"/>
                 <w:highlight w:val="yellow"/>
@@ -415,14 +415,14 @@
               <w:keepLines/>
               <w:jc w:val="both"/>
               <w:rPr>
-                <w:rFonts w:ascii="Poppins" w:hAnsi="Poppins" w:cs="Poppins"/>
+                <w:rFonts w:ascii="Poppins" w:hAnsi="Poppins" w:cs="Poppins" w:eastAsia="Poppins"/>
                 <w:sz w:val="20"/>
                 <w:highlight w:val="yellow"/>
               </w:rPr>
             </w:pPr>
             <w:r>
               <w:rPr>
-                <w:rFonts w:ascii="Poppins" w:hAnsi="Poppins" w:cs="Poppins"/>
+                <w:rFonts w:ascii="Poppins" w:hAnsi="Poppins" w:cs="Poppins" w:eastAsia="Poppins"/>
                 <w:b/>
                 <w:sz w:val="20"/>
                 <w:highlight w:val="yellow"/>
@@ -437,29 +437,29 @@
       <w:pPr>
         <w:jc w:val="both"/>
         <w:rPr>
-          <w:rFonts w:ascii="Poppins" w:hAnsi="Poppins" w:cs="Poppins"/>
-          <w:sz w:val="20"/>
-        </w:rPr>
-      </w:pPr>
-    </w:p>
-    <w:p>
-      <w:pPr>
-        <w:jc w:val="both"/>
-        <w:rPr>
-          <w:rFonts w:ascii="Poppins" w:hAnsi="Poppins" w:cs="Poppins"/>
-          <w:sz w:val="20"/>
-        </w:rPr>
-      </w:pPr>
-      <w:r>
-        <w:rPr>
-          <w:rFonts w:ascii="Poppins" w:hAnsi="Poppins" w:cs="Poppins"/>
+          <w:rFonts w:ascii="Poppins" w:hAnsi="Poppins" w:cs="Poppins" w:eastAsia="Poppins"/>
+          <w:sz w:val="20"/>
+        </w:rPr>
+      </w:pPr>
+    </w:p>
+    <w:p>
+      <w:pPr>
+        <w:jc w:val="both"/>
+        <w:rPr>
+          <w:rFonts w:ascii="Poppins" w:hAnsi="Poppins" w:cs="Poppins" w:eastAsia="Poppins"/>
+          <w:sz w:val="20"/>
+        </w:rPr>
+      </w:pPr>
+      <w:r>
+        <w:rPr>
+          <w:rFonts w:ascii="Poppins" w:hAnsi="Poppins" w:cs="Poppins" w:eastAsia="Poppins"/>
           <w:sz w:val="20"/>
         </w:rPr>
         <w:t>mint</w:t>
       </w:r>
       <w:r>
         <w:rPr>
-          <w:rFonts w:ascii="Poppins" w:hAnsi="Poppins" w:cs="Poppins"/>
+          <w:rFonts w:ascii="Poppins" w:hAnsi="Poppins" w:cs="Poppins" w:eastAsia="Poppins"/>
           <w:b/>
           <w:sz w:val="20"/>
         </w:rPr>
@@ -467,14 +467,14 @@
       </w:r>
       <w:r>
         <w:rPr>
-          <w:rFonts w:ascii="Poppins" w:hAnsi="Poppins" w:cs="Poppins"/>
+          <w:rFonts w:ascii="Poppins" w:hAnsi="Poppins" w:cs="Poppins" w:eastAsia="Poppins"/>
           <w:sz w:val="20"/>
         </w:rPr>
         <w:t xml:space="preserve"> (a továbbiakban: </w:t>
       </w:r>
       <w:r>
         <w:rPr>
-          <w:rFonts w:ascii="Poppins" w:hAnsi="Poppins" w:cs="Poppins"/>
+          <w:rFonts w:ascii="Poppins" w:hAnsi="Poppins" w:cs="Poppins" w:eastAsia="Poppins"/>
           <w:b/>
           <w:sz w:val="20"/>
         </w:rPr>
@@ -482,7 +482,7 @@
       </w:r>
       <w:r>
         <w:rPr>
-          <w:rFonts w:ascii="Poppins" w:hAnsi="Poppins" w:cs="Poppins"/>
+          <w:rFonts w:ascii="Poppins" w:hAnsi="Poppins" w:cs="Poppins" w:eastAsia="Poppins"/>
           <w:b/>
           <w:sz w:val="20"/>
         </w:rPr>
@@ -490,14 +490,14 @@
       </w:r>
       <w:r>
         <w:rPr>
-          <w:rFonts w:ascii="Poppins" w:hAnsi="Poppins" w:cs="Poppins"/>
+          <w:rFonts w:ascii="Poppins" w:hAnsi="Poppins" w:cs="Poppins" w:eastAsia="Poppins"/>
           <w:sz w:val="20"/>
         </w:rPr>
         <w:t xml:space="preserve"> munkáltató és munkavállaló</w:t>
       </w:r>
       <w:r>
         <w:rPr>
-          <w:rFonts w:ascii="Poppins" w:hAnsi="Poppins" w:cs="Poppins"/>
+          <w:rFonts w:ascii="Poppins" w:hAnsi="Poppins" w:cs="Poppins" w:eastAsia="Poppins"/>
           <w:b/>
           <w:sz w:val="20"/>
         </w:rPr>
@@ -505,14 +505,14 @@
       </w:r>
       <w:r>
         <w:rPr>
-          <w:rFonts w:ascii="Poppins" w:hAnsi="Poppins" w:cs="Poppins"/>
+          <w:rFonts w:ascii="Poppins" w:hAnsi="Poppins" w:cs="Poppins" w:eastAsia="Poppins"/>
           <w:sz w:val="20"/>
         </w:rPr>
         <w:t>(a továbbiakban együtt:</w:t>
       </w:r>
       <w:r>
         <w:rPr>
-          <w:rFonts w:ascii="Poppins" w:hAnsi="Poppins" w:cs="Poppins"/>
+          <w:rFonts w:ascii="Poppins" w:hAnsi="Poppins" w:cs="Poppins" w:eastAsia="Poppins"/>
           <w:b/>
           <w:sz w:val="20"/>
         </w:rPr>
@@ -520,7 +520,7 @@
       </w:r>
       <w:r>
         <w:rPr>
-          <w:rFonts w:ascii="Poppins" w:hAnsi="Poppins" w:cs="Poppins"/>
+          <w:rFonts w:ascii="Poppins" w:hAnsi="Poppins" w:cs="Poppins" w:eastAsia="Poppins"/>
           <w:b/>
           <w:sz w:val="20"/>
         </w:rPr>
@@ -528,7 +528,7 @@
       </w:r>
       <w:r>
         <w:rPr>
-          <w:rFonts w:ascii="Poppins" w:hAnsi="Poppins" w:cs="Poppins"/>
+          <w:rFonts w:ascii="Poppins" w:hAnsi="Poppins" w:cs="Poppins" w:eastAsia="Poppins"/>
           <w:b/>
           <w:sz w:val="20"/>
         </w:rPr>
@@ -536,7 +536,7 @@
       </w:r>
       <w:r>
         <w:rPr>
-          <w:rFonts w:ascii="Poppins" w:hAnsi="Poppins" w:cs="Poppins"/>
+          <w:rFonts w:ascii="Poppins" w:hAnsi="Poppins" w:cs="Poppins" w:eastAsia="Poppins"/>
           <w:sz w:val="20"/>
         </w:rPr>
         <w:t>) között a mai napon, az alábbi feltételek mellett:</w:t>
@@ -547,14 +547,14 @@
         <w:pStyle w:val="NormlWeb"/>
         <w:jc w:val="both"/>
         <w:rPr>
-          <w:rFonts w:ascii="Poppins" w:hAnsi="Poppins" w:cs="Poppins"/>
+          <w:rFonts w:ascii="Poppins" w:hAnsi="Poppins" w:cs="Poppins" w:eastAsia="Poppins"/>
           <w:sz w:val="20"/>
           <w:szCs w:val="20"/>
         </w:rPr>
       </w:pPr>
       <w:r>
         <w:rPr>
-          <w:rFonts w:ascii="Poppins" w:eastAsia="Times New Roman" w:hAnsi="Poppins" w:cs="Poppins"/>
+          <w:rFonts w:ascii="Poppins" w:eastAsia="Poppins" w:hAnsi="Poppins" w:cs="Poppins"/>
           <w:sz w:val="20"/>
           <w:szCs w:val="20"/>
         </w:rPr>
@@ -562,7 +562,7 @@
       </w:r>
       <w:r>
         <w:rPr>
-          <w:rFonts w:ascii="Poppins" w:eastAsia="Times New Roman" w:hAnsi="Poppins" w:cs="Poppins"/>
+          <w:rFonts w:ascii="Poppins" w:eastAsia="Poppins" w:hAnsi="Poppins" w:cs="Poppins"/>
           <w:sz w:val="20"/>
           <w:szCs w:val="20"/>
         </w:rPr>
@@ -570,7 +570,7 @@
       </w:r>
       <w:r>
         <w:rPr>
-          <w:rFonts w:ascii="Poppins" w:eastAsia="Times New Roman" w:hAnsi="Poppins" w:cs="Poppins"/>
+          <w:rFonts w:ascii="Poppins" w:eastAsia="Poppins" w:hAnsi="Poppins" w:cs="Poppins"/>
           <w:sz w:val="20"/>
           <w:szCs w:val="20"/>
         </w:rPr>
@@ -578,7 +578,7 @@
       </w:r>
       <w:r>
         <w:rPr>
-          <w:rFonts w:ascii="Poppins" w:eastAsia="Times New Roman" w:hAnsi="Poppins" w:cs="Poppins"/>
+          <w:rFonts w:ascii="Poppins" w:eastAsia="Poppins" w:hAnsi="Poppins" w:cs="Poppins"/>
           <w:sz w:val="20"/>
           <w:szCs w:val="20"/>
         </w:rPr>
@@ -586,7 +586,7 @@
       </w:r>
       <w:r>
         <w:rPr>
-          <w:rFonts w:ascii="Poppins" w:eastAsia="Times New Roman" w:hAnsi="Poppins" w:cs="Poppins"/>
+          <w:rFonts w:ascii="Poppins" w:eastAsia="Poppins" w:hAnsi="Poppins" w:cs="Poppins"/>
           <w:b/>
           <w:bCs/>
           <w:sz w:val="20"/>
@@ -597,7 +597,7 @@
       </w:r>
       <w:r>
         <w:rPr>
-          <w:rFonts w:ascii="Poppins" w:eastAsia="Times New Roman" w:hAnsi="Poppins" w:cs="Poppins"/>
+          <w:rFonts w:ascii="Poppins" w:eastAsia="Poppins" w:hAnsi="Poppins" w:cs="Poppins"/>
           <w:sz w:val="20"/>
           <w:szCs w:val="20"/>
         </w:rPr>
@@ -605,7 +605,7 @@
       </w:r>
       <w:r>
         <w:rPr>
-          <w:rFonts w:ascii="Poppins" w:eastAsia="Times New Roman" w:hAnsi="Poppins" w:cs="Poppins"/>
+          <w:rFonts w:ascii="Poppins" w:eastAsia="Poppins" w:hAnsi="Poppins" w:cs="Poppins"/>
           <w:b/>
           <w:bCs/>
           <w:sz w:val="20"/>
@@ -616,7 +616,7 @@
       </w:r>
       <w:r>
         <w:rPr>
-          <w:rFonts w:ascii="Poppins" w:eastAsia="Times New Roman" w:hAnsi="Poppins" w:cs="Poppins"/>
+          <w:rFonts w:ascii="Poppins" w:eastAsia="Poppins" w:hAnsi="Poppins" w:cs="Poppins"/>
           <w:b/>
           <w:bCs/>
           <w:sz w:val="20"/>
@@ -626,7 +626,7 @@
       </w:r>
       <w:r>
         <w:rPr>
-          <w:rFonts w:ascii="Poppins" w:eastAsia="Times New Roman" w:hAnsi="Poppins" w:cs="Poppins"/>
+          <w:rFonts w:ascii="Poppins" w:eastAsia="Poppins" w:hAnsi="Poppins" w:cs="Poppins"/>
           <w:sz w:val="20"/>
           <w:szCs w:val="20"/>
         </w:rPr>
@@ -634,7 +634,7 @@
       </w:r>
       <w:r>
         <w:rPr>
-          <w:rFonts w:ascii="Poppins" w:eastAsia="Times New Roman" w:hAnsi="Poppins" w:cs="Poppins"/>
+          <w:rFonts w:ascii="Poppins" w:eastAsia="Poppins" w:hAnsi="Poppins" w:cs="Poppins"/>
           <w:b/>
           <w:sz w:val="20"/>
           <w:szCs w:val="20"/>
@@ -643,7 +643,7 @@
       </w:r>
       <w:r>
         <w:rPr>
-          <w:rFonts w:ascii="Poppins" w:eastAsia="Times New Roman" w:hAnsi="Poppins" w:cs="Poppins"/>
+          <w:rFonts w:ascii="Poppins" w:eastAsia="Poppins" w:hAnsi="Poppins" w:cs="Poppins"/>
           <w:sz w:val="20"/>
           <w:szCs w:val="20"/>
         </w:rPr>
@@ -659,20 +659,20 @@
         <w:contextualSpacing/>
         <w:jc w:val="both"/>
         <w:rPr>
-          <w:rFonts w:ascii="Poppins" w:hAnsi="Poppins" w:cs="Poppins"/>
-          <w:sz w:val="20"/>
-        </w:rPr>
-      </w:pPr>
-      <w:r>
-        <w:rPr>
-          <w:rFonts w:ascii="Poppins" w:hAnsi="Poppins" w:cs="Poppins"/>
+          <w:rFonts w:ascii="Poppins" w:hAnsi="Poppins" w:cs="Poppins" w:eastAsia="Poppins"/>
+          <w:sz w:val="20"/>
+        </w:rPr>
+      </w:pPr>
+      <w:r>
+        <w:rPr>
+          <w:rFonts w:ascii="Poppins" w:hAnsi="Poppins" w:cs="Poppins" w:eastAsia="Poppins"/>
           <w:sz w:val="20"/>
         </w:rPr>
         <w:t xml:space="preserve">2) Szerződő felek </w:t>
       </w:r>
       <w:r>
         <w:rPr>
-          <w:rFonts w:ascii="Poppins" w:hAnsi="Poppins" w:cs="Poppins"/>
+          <w:rFonts w:ascii="Poppins" w:hAnsi="Poppins" w:cs="Poppins" w:eastAsia="Poppins"/>
           <w:b/>
           <w:sz w:val="20"/>
         </w:rPr>
@@ -680,21 +680,21 @@
       </w:r>
       <w:r>
         <w:rPr>
-          <w:rFonts w:ascii="Poppins" w:hAnsi="Poppins" w:cs="Poppins"/>
+          <w:rFonts w:ascii="Poppins" w:hAnsi="Poppins" w:cs="Poppins" w:eastAsia="Poppins"/>
           <w:sz w:val="20"/>
         </w:rPr>
         <w:t xml:space="preserve"> próbaidőt kötnek ki,</w:t>
       </w:r>
       <w:r>
         <w:rPr>
-          <w:rFonts w:ascii="Poppins" w:hAnsi="Poppins" w:cs="Poppins"/>
+          <w:rFonts w:ascii="Poppins" w:hAnsi="Poppins" w:cs="Poppins" w:eastAsia="Poppins"/>
           <w:sz w:val="20"/>
         </w:rPr>
         <w:t xml:space="preserve"> amely </w:t>
       </w:r>
       <w:r>
         <w:rPr>
-          <w:rFonts w:ascii="Poppins" w:hAnsi="Poppins" w:cs="Poppins"/>
+          <w:rFonts w:ascii="Poppins" w:hAnsi="Poppins" w:cs="Poppins" w:eastAsia="Poppins"/>
           <w:b/>
           <w:bCs/>
           <w:sz w:val="20"/>
@@ -704,14 +704,14 @@
       </w:r>
       <w:r>
         <w:rPr>
-          <w:rFonts w:ascii="Poppins" w:hAnsi="Poppins" w:cs="Poppins"/>
+          <w:rFonts w:ascii="Poppins" w:hAnsi="Poppins" w:cs="Poppins" w:eastAsia="Poppins"/>
           <w:sz w:val="20"/>
         </w:rPr>
         <w:t xml:space="preserve"> </w:t>
       </w:r>
       <w:r>
         <w:rPr>
-          <w:rFonts w:ascii="Poppins" w:hAnsi="Poppins" w:cs="Poppins"/>
+          <w:rFonts w:ascii="Poppins" w:hAnsi="Poppins" w:cs="Poppins" w:eastAsia="Poppins"/>
           <w:b/>
           <w:bCs/>
           <w:sz w:val="20"/>
@@ -721,7 +721,7 @@
       </w:r>
       <w:r>
         <w:rPr>
-          <w:rFonts w:ascii="Poppins" w:hAnsi="Poppins" w:cs="Poppins"/>
+          <w:rFonts w:ascii="Poppins" w:hAnsi="Poppins" w:cs="Poppins" w:eastAsia="Poppins"/>
           <w:b/>
           <w:bCs/>
           <w:sz w:val="20"/>
@@ -730,7 +730,7 @@
       </w:r>
       <w:r>
         <w:rPr>
-          <w:rFonts w:ascii="Poppins" w:hAnsi="Poppins" w:cs="Poppins"/>
+          <w:rFonts w:ascii="Poppins" w:hAnsi="Poppins" w:cs="Poppins" w:eastAsia="Poppins"/>
           <w:sz w:val="20"/>
         </w:rPr>
         <w:t>napján telik le.</w:t>
@@ -745,13 +745,13 @@
         <w:contextualSpacing/>
         <w:jc w:val="both"/>
         <w:rPr>
-          <w:rFonts w:ascii="Poppins" w:hAnsi="Poppins" w:cs="Poppins"/>
-          <w:sz w:val="20"/>
-        </w:rPr>
-      </w:pPr>
-      <w:r>
-        <w:rPr>
-          <w:rFonts w:ascii="Poppins" w:hAnsi="Poppins" w:cs="Poppins"/>
+          <w:rFonts w:ascii="Poppins" w:hAnsi="Poppins" w:cs="Poppins" w:eastAsia="Poppins"/>
+          <w:sz w:val="20"/>
+        </w:rPr>
+      </w:pPr>
+      <w:r>
+        <w:rPr>
+          <w:rFonts w:ascii="Poppins" w:hAnsi="Poppins" w:cs="Poppins" w:eastAsia="Poppins"/>
           <w:sz w:val="20"/>
         </w:rPr>
         <w:t>Felek tudomással bírnak arról, hogy a próbaidő alatt bármelyik fél jogosult a munkaviszony indokolás nélküli, azonnali hatályú felmondással történő megszüntetésére.</w:t>
@@ -766,41 +766,41 @@
         <w:contextualSpacing/>
         <w:jc w:val="both"/>
         <w:rPr>
-          <w:rFonts w:ascii="Poppins" w:hAnsi="Poppins" w:cs="Poppins"/>
-          <w:sz w:val="20"/>
-        </w:rPr>
-      </w:pPr>
-      <w:r>
-        <w:rPr>
-          <w:rFonts w:ascii="Poppins" w:hAnsi="Poppins" w:cs="Poppins"/>
+          <w:rFonts w:ascii="Poppins" w:hAnsi="Poppins" w:cs="Poppins" w:eastAsia="Poppins"/>
+          <w:sz w:val="20"/>
+        </w:rPr>
+      </w:pPr>
+      <w:r>
+        <w:rPr>
+          <w:rFonts w:ascii="Poppins" w:hAnsi="Poppins" w:cs="Poppins" w:eastAsia="Poppins"/>
           <w:sz w:val="20"/>
         </w:rPr>
         <w:t>A munkáltató és a munkavállaló megállapodnak, hogy – próbaidő letelte után – a közöttük létrejött munkaviszony közös megegyezéssel történő megszüntetésére csak akkor van lehetőség, ha a kezdeményező fél az erre vonatkozó igényét a másik félnek írásban, a munkaviszony megszűnésének tervezett időpontját megelőzően, legalább hét</w:t>
       </w:r>
       <w:r>
         <w:rPr>
-          <w:rFonts w:ascii="Poppins" w:hAnsi="Poppins" w:cs="Poppins"/>
+          <w:rFonts w:ascii="Poppins" w:hAnsi="Poppins" w:cs="Poppins" w:eastAsia="Poppins"/>
           <w:sz w:val="20"/>
         </w:rPr>
         <w:t xml:space="preserve"> nappal</w:t>
       </w:r>
       <w:r>
         <w:rPr>
-          <w:rFonts w:ascii="Poppins" w:hAnsi="Poppins" w:cs="Poppins"/>
+          <w:rFonts w:ascii="Poppins" w:hAnsi="Poppins" w:cs="Poppins" w:eastAsia="Poppins"/>
           <w:sz w:val="20"/>
         </w:rPr>
         <w:t xml:space="preserve"> </w:t>
       </w:r>
       <w:r>
         <w:rPr>
-          <w:rFonts w:ascii="Poppins" w:hAnsi="Poppins" w:cs="Poppins"/>
+          <w:rFonts w:ascii="Poppins" w:hAnsi="Poppins" w:cs="Poppins" w:eastAsia="Poppins"/>
           <w:sz w:val="20"/>
         </w:rPr>
         <w:t xml:space="preserve">megelőzően </w:t>
       </w:r>
       <w:r>
         <w:rPr>
-          <w:rFonts w:ascii="Poppins" w:hAnsi="Poppins" w:cs="Poppins"/>
+          <w:rFonts w:ascii="Poppins" w:hAnsi="Poppins" w:cs="Poppins" w:eastAsia="Poppins"/>
           <w:sz w:val="20"/>
         </w:rPr>
         <w:t xml:space="preserve">bejelenti. </w:t>
@@ -811,7 +811,7 @@
         <w:pStyle w:val="Default"/>
         <w:jc w:val="both"/>
         <w:rPr>
-          <w:rFonts w:ascii="Poppins" w:hAnsi="Poppins" w:cs="Poppins"/>
+          <w:rFonts w:ascii="Poppins" w:hAnsi="Poppins" w:cs="Poppins" w:eastAsia="Poppins"/>
           <w:color w:val="auto"/>
           <w:sz w:val="20"/>
           <w:szCs w:val="20"/>
@@ -823,7 +823,7 @@
         <w:pStyle w:val="Default"/>
         <w:jc w:val="both"/>
         <w:rPr>
-          <w:rFonts w:ascii="Poppins" w:hAnsi="Poppins" w:cs="Poppins"/>
+          <w:rFonts w:ascii="Poppins" w:hAnsi="Poppins" w:cs="Poppins" w:eastAsia="Poppins"/>
           <w:b/>
           <w:bCs/>
           <w:sz w:val="20"/>
@@ -832,7 +832,7 @@
       </w:pPr>
       <w:r>
         <w:rPr>
-          <w:rFonts w:ascii="Poppins" w:hAnsi="Poppins" w:cs="Poppins"/>
+          <w:rFonts w:ascii="Poppins" w:hAnsi="Poppins" w:cs="Poppins" w:eastAsia="Poppins"/>
           <w:color w:val="auto"/>
           <w:sz w:val="20"/>
           <w:szCs w:val="20"/>
@@ -841,7 +841,7 @@
       </w:r>
       <w:r>
         <w:rPr>
-          <w:rFonts w:ascii="Poppins" w:hAnsi="Poppins" w:cs="Poppins"/>
+          <w:rFonts w:ascii="Poppins" w:hAnsi="Poppins" w:cs="Poppins" w:eastAsia="Poppins"/>
           <w:sz w:val="20"/>
           <w:szCs w:val="20"/>
         </w:rPr>
@@ -849,7 +849,7 @@
       </w:r>
       <w:r>
         <w:rPr>
-          <w:rFonts w:ascii="Poppins" w:hAnsi="Poppins" w:cs="Poppins"/>
+          <w:rFonts w:ascii="Poppins" w:hAnsi="Poppins" w:cs="Poppins" w:eastAsia="Poppins"/>
           <w:b/>
           <w:bCs/>
           <w:sz w:val="20"/>
@@ -864,14 +864,14 @@
         <w:pStyle w:val="Default"/>
         <w:jc w:val="both"/>
         <w:rPr>
-          <w:rFonts w:ascii="Poppins" w:hAnsi="Poppins" w:cs="Poppins"/>
+          <w:rFonts w:ascii="Poppins" w:hAnsi="Poppins" w:cs="Poppins" w:eastAsia="Poppins"/>
           <w:sz w:val="20"/>
           <w:szCs w:val="20"/>
         </w:rPr>
       </w:pPr>
       <w:r>
         <w:rPr>
-          <w:rFonts w:ascii="Poppins" w:hAnsi="Poppins" w:cs="Poppins"/>
+          <w:rFonts w:ascii="Poppins" w:hAnsi="Poppins" w:cs="Poppins" w:eastAsia="Poppins"/>
           <w:color w:val="auto"/>
           <w:sz w:val="20"/>
           <w:szCs w:val="20"/>
@@ -883,20 +883,20 @@
       <w:pPr>
         <w:jc w:val="both"/>
         <w:rPr>
-          <w:rFonts w:ascii="Poppins" w:hAnsi="Poppins" w:cs="Poppins"/>
-          <w:sz w:val="20"/>
-        </w:rPr>
-      </w:pPr>
-      <w:r>
-        <w:rPr>
-          <w:rFonts w:ascii="Poppins" w:hAnsi="Poppins" w:cs="Poppins"/>
+          <w:rFonts w:ascii="Poppins" w:hAnsi="Poppins" w:cs="Poppins" w:eastAsia="Poppins"/>
+          <w:sz w:val="20"/>
+        </w:rPr>
+      </w:pPr>
+      <w:r>
+        <w:rPr>
+          <w:rFonts w:ascii="Poppins" w:hAnsi="Poppins" w:cs="Poppins" w:eastAsia="Poppins"/>
           <w:sz w:val="20"/>
         </w:rPr>
         <w:t>A munkavállaló kötelezettséget vállal arra, hogy a feladatkörébe tartozó munkát tőle elvárható gondossággal elvégzi, a kapott utasításokat teljesíti, betartja a munkavédelmi és tűzvédelmi rendelkezéseket, valamint a munkafegyelemre vonatkozó egyéb szabályokat.</w:t>
       </w:r>
       <w:r>
         <w:rPr>
-          <w:rFonts w:ascii="Poppins" w:hAnsi="Poppins" w:cs="Poppins"/>
+          <w:rFonts w:ascii="Poppins" w:hAnsi="Poppins" w:cs="Poppins" w:eastAsia="Poppins"/>
           <w:sz w:val="20"/>
         </w:rPr>
         <w:t xml:space="preserve"> A munkavállaló köteles a munkatársaival együttműködő magatartást tanúsítani. </w:t>
@@ -907,14 +907,14 @@
         <w:pStyle w:val="Default"/>
         <w:jc w:val="both"/>
         <w:rPr>
-          <w:rFonts w:ascii="Poppins" w:hAnsi="Poppins" w:cs="Poppins"/>
+          <w:rFonts w:ascii="Poppins" w:hAnsi="Poppins" w:cs="Poppins" w:eastAsia="Poppins"/>
           <w:sz w:val="20"/>
           <w:szCs w:val="20"/>
         </w:rPr>
       </w:pPr>
       <w:r>
         <w:rPr>
-          <w:rFonts w:ascii="Poppins" w:hAnsi="Poppins" w:cs="Poppins"/>
+          <w:rFonts w:ascii="Poppins" w:hAnsi="Poppins" w:cs="Poppins" w:eastAsia="Poppins"/>
           <w:color w:val="auto"/>
           <w:sz w:val="20"/>
           <w:szCs w:val="20"/>
@@ -927,14 +927,14 @@
         <w:pStyle w:val="Default"/>
         <w:jc w:val="both"/>
         <w:rPr>
-          <w:rFonts w:ascii="Poppins" w:hAnsi="Poppins" w:cs="Poppins"/>
+          <w:rFonts w:ascii="Poppins" w:hAnsi="Poppins" w:cs="Poppins" w:eastAsia="Poppins"/>
           <w:sz w:val="20"/>
           <w:szCs w:val="20"/>
         </w:rPr>
       </w:pPr>
       <w:r>
         <w:rPr>
-          <w:rFonts w:ascii="Poppins" w:hAnsi="Poppins" w:cs="Poppins"/>
+          <w:rFonts w:ascii="Poppins" w:hAnsi="Poppins" w:cs="Poppins" w:eastAsia="Poppins"/>
           <w:color w:val="auto"/>
           <w:sz w:val="20"/>
           <w:szCs w:val="20"/>
@@ -947,14 +947,14 @@
         <w:pStyle w:val="Default"/>
         <w:jc w:val="both"/>
         <w:rPr>
-          <w:rFonts w:ascii="Poppins" w:hAnsi="Poppins" w:cs="Poppins"/>
+          <w:rFonts w:ascii="Poppins" w:hAnsi="Poppins" w:cs="Poppins" w:eastAsia="Poppins"/>
           <w:sz w:val="20"/>
           <w:szCs w:val="20"/>
         </w:rPr>
       </w:pPr>
       <w:r>
         <w:rPr>
-          <w:rFonts w:ascii="Poppins" w:hAnsi="Poppins" w:cs="Poppins"/>
+          <w:rFonts w:ascii="Poppins" w:hAnsi="Poppins" w:cs="Poppins" w:eastAsia="Poppins"/>
           <w:color w:val="auto"/>
           <w:sz w:val="20"/>
           <w:szCs w:val="20"/>
@@ -967,14 +967,14 @@
         <w:pStyle w:val="Default"/>
         <w:jc w:val="both"/>
         <w:rPr>
-          <w:rFonts w:ascii="Poppins" w:hAnsi="Poppins" w:cs="Poppins"/>
+          <w:rFonts w:ascii="Poppins" w:hAnsi="Poppins" w:cs="Poppins" w:eastAsia="Poppins"/>
           <w:sz w:val="20"/>
           <w:szCs w:val="20"/>
         </w:rPr>
       </w:pPr>
       <w:r>
         <w:rPr>
-          <w:rFonts w:ascii="Poppins" w:hAnsi="Poppins" w:cs="Poppins"/>
+          <w:rFonts w:ascii="Poppins" w:hAnsi="Poppins" w:cs="Poppins" w:eastAsia="Poppins"/>
           <w:color w:val="auto"/>
           <w:sz w:val="20"/>
           <w:szCs w:val="20"/>
@@ -987,7 +987,7 @@
         <w:pStyle w:val="Szvegtrzs"/>
         <w:contextualSpacing/>
         <w:rPr>
-          <w:rFonts w:ascii="Poppins" w:hAnsi="Poppins" w:cs="Poppins"/>
+          <w:rFonts w:ascii="Poppins" w:hAnsi="Poppins" w:cs="Poppins" w:eastAsia="Poppins"/>
           <w:sz w:val="20"/>
         </w:rPr>
       </w:pPr>
@@ -997,13 +997,13 @@
         <w:pStyle w:val="Szvegtrzs"/>
         <w:contextualSpacing/>
         <w:rPr>
-          <w:rFonts w:ascii="Poppins" w:hAnsi="Poppins" w:cs="Poppins"/>
-          <w:sz w:val="20"/>
-        </w:rPr>
-      </w:pPr>
-      <w:r>
-        <w:rPr>
-          <w:rFonts w:ascii="Poppins" w:hAnsi="Poppins" w:cs="Poppins"/>
+          <w:rFonts w:ascii="Poppins" w:hAnsi="Poppins" w:cs="Poppins" w:eastAsia="Poppins"/>
+          <w:sz w:val="20"/>
+        </w:rPr>
+      </w:pPr>
+      <w:r>
+        <w:rPr>
+          <w:rFonts w:ascii="Poppins" w:hAnsi="Poppins" w:cs="Poppins" w:eastAsia="Poppins"/>
           <w:sz w:val="20"/>
         </w:rPr>
         <w:lastRenderedPageBreak/>
@@ -1014,22 +1014,22 @@
       <w:pPr>
         <w:jc w:val="both"/>
         <w:rPr>
-          <w:rFonts w:ascii="Poppins" w:hAnsi="Poppins" w:cs="Poppins"/>
-          <w:sz w:val="20"/>
-        </w:rPr>
-      </w:pPr>
-    </w:p>
-    <w:p>
-      <w:pPr>
-        <w:jc w:val="both"/>
-        <w:rPr>
-          <w:rFonts w:ascii="Poppins" w:hAnsi="Poppins" w:cs="Poppins"/>
-          <w:sz w:val="20"/>
-        </w:rPr>
-      </w:pPr>
-      <w:r>
-        <w:rPr>
-          <w:rFonts w:ascii="Poppins" w:hAnsi="Poppins" w:cs="Poppins"/>
+          <w:rFonts w:ascii="Poppins" w:hAnsi="Poppins" w:cs="Poppins" w:eastAsia="Poppins"/>
+          <w:sz w:val="20"/>
+        </w:rPr>
+      </w:pPr>
+    </w:p>
+    <w:p>
+      <w:pPr>
+        <w:jc w:val="both"/>
+        <w:rPr>
+          <w:rFonts w:ascii="Poppins" w:hAnsi="Poppins" w:cs="Poppins" w:eastAsia="Poppins"/>
+          <w:sz w:val="20"/>
+        </w:rPr>
+      </w:pPr>
+      <w:r>
+        <w:rPr>
+          <w:rFonts w:ascii="Poppins" w:hAnsi="Poppins" w:cs="Poppins" w:eastAsia="Poppins"/>
           <w:sz w:val="20"/>
         </w:rPr>
         <w:t>A munkavállaló a munkaviszonyból származó kötelezettségének megszegésével okozott kárt köteles megtéríteni, ha nem úgy járt el, ahogy az adott helyzetben általában elvárható.</w:t>
@@ -1040,7 +1040,7 @@
         <w:pStyle w:val="Default"/>
         <w:jc w:val="both"/>
         <w:rPr>
-          <w:rFonts w:ascii="Poppins" w:hAnsi="Poppins" w:cs="Poppins"/>
+          <w:rFonts w:ascii="Poppins" w:hAnsi="Poppins" w:cs="Poppins" w:eastAsia="Poppins"/>
           <w:color w:val="auto"/>
           <w:sz w:val="20"/>
           <w:szCs w:val="20"/>
@@ -1052,14 +1052,14 @@
         <w:pStyle w:val="Default"/>
         <w:jc w:val="both"/>
         <w:rPr>
-          <w:rFonts w:ascii="Poppins" w:hAnsi="Poppins" w:cs="Poppins"/>
+          <w:rFonts w:ascii="Poppins" w:hAnsi="Poppins" w:cs="Poppins" w:eastAsia="Poppins"/>
           <w:sz w:val="20"/>
           <w:szCs w:val="20"/>
         </w:rPr>
       </w:pPr>
       <w:r>
         <w:rPr>
-          <w:rFonts w:ascii="Poppins" w:hAnsi="Poppins" w:cs="Poppins"/>
+          <w:rFonts w:ascii="Poppins" w:hAnsi="Poppins" w:cs="Poppins" w:eastAsia="Poppins"/>
           <w:color w:val="auto"/>
           <w:sz w:val="20"/>
           <w:szCs w:val="20"/>
@@ -1068,7 +1068,7 @@
       </w:r>
       <w:r>
         <w:rPr>
-          <w:rFonts w:ascii="Poppins" w:hAnsi="Poppins" w:cs="Poppins"/>
+          <w:rFonts w:ascii="Poppins" w:hAnsi="Poppins" w:cs="Poppins" w:eastAsia="Poppins"/>
           <w:b/>
           <w:color w:val="auto"/>
           <w:sz w:val="20"/>
@@ -1078,7 +1078,7 @@
       </w:r>
       <w:r>
         <w:rPr>
-          <w:rFonts w:ascii="Poppins" w:hAnsi="Poppins" w:cs="Poppins"/>
+          <w:rFonts w:ascii="Poppins" w:hAnsi="Poppins" w:cs="Poppins" w:eastAsia="Poppins"/>
           <w:b/>
           <w:color w:val="auto"/>
           <w:sz w:val="20"/>
@@ -1088,7 +1088,7 @@
       </w:r>
       <w:r>
         <w:rPr>
-          <w:rFonts w:ascii="Poppins" w:hAnsi="Poppins" w:cs="Poppins"/>
+          <w:rFonts w:ascii="Poppins" w:hAnsi="Poppins" w:cs="Poppins" w:eastAsia="Poppins"/>
           <w:b/>
           <w:color w:val="auto"/>
           <w:sz w:val="20"/>
@@ -1098,7 +1098,7 @@
       </w:r>
       <w:r>
         <w:rPr>
-          <w:rFonts w:ascii="Poppins" w:hAnsi="Poppins" w:cs="Poppins"/>
+          <w:rFonts w:ascii="Poppins" w:hAnsi="Poppins" w:cs="Poppins" w:eastAsia="Poppins"/>
           <w:color w:val="auto"/>
           <w:sz w:val="20"/>
           <w:szCs w:val="20"/>
@@ -1114,7 +1114,7 @@
         <w:spacing w:before="240"/>
         <w:jc w:val="both"/>
         <w:rPr>
-          <w:rFonts w:ascii="Poppins" w:hAnsi="Poppins" w:cs="Poppins"/>
+          <w:rFonts w:ascii="Poppins" w:hAnsi="Poppins" w:cs="Poppins" w:eastAsia="Poppins"/>
           <w:b/>
           <w:bCs/>
           <w:sz w:val="20"/>
@@ -1122,7 +1122,7 @@
       </w:pPr>
       <w:r>
         <w:rPr>
-          <w:rFonts w:ascii="Poppins" w:hAnsi="Poppins" w:cs="Poppins"/>
+          <w:rFonts w:ascii="Poppins" w:hAnsi="Poppins" w:cs="Poppins" w:eastAsia="Poppins"/>
           <w:sz w:val="20"/>
         </w:rPr>
         <w:t xml:space="preserve">6) A Munkavállaló alapbére havi </w:t>
@@ -1130,21 +1130,21 @@
       <w:proofErr w:type="gramStart"/>
       <w:r>
         <w:rPr>
-          <w:rFonts w:ascii="Poppins" w:hAnsi="Poppins" w:cs="Poppins"/>
+          <w:rFonts w:ascii="Poppins" w:hAnsi="Poppins" w:cs="Poppins" w:eastAsia="Poppins"/>
           <w:sz w:val="20"/>
         </w:rPr>
         <w:t>bruttó</w:t>
       </w:r>
       <w:r>
         <w:rPr>
-          <w:rFonts w:ascii="Poppins" w:hAnsi="Poppins" w:cs="Poppins"/>
+          <w:rFonts w:ascii="Poppins" w:hAnsi="Poppins" w:cs="Poppins" w:eastAsia="Poppins"/>
           <w:sz w:val="20"/>
         </w:rPr>
         <w:t xml:space="preserve"> </w:t>
       </w:r>
       <w:r>
         <w:rPr>
-          <w:rFonts w:ascii="Poppins" w:hAnsi="Poppins" w:cs="Poppins"/>
+          <w:rFonts w:ascii="Poppins" w:hAnsi="Poppins" w:cs="Poppins" w:eastAsia="Poppins"/>
           <w:b/>
           <w:bCs/>
           <w:sz w:val="20"/>
@@ -1153,7 +1153,7 @@
       </w:r>
       <w:r>
         <w:rPr>
-          <w:rFonts w:ascii="Poppins" w:hAnsi="Poppins" w:cs="Poppins"/>
+          <w:rFonts w:ascii="Poppins" w:hAnsi="Poppins" w:cs="Poppins" w:eastAsia="Poppins"/>
           <w:b/>
           <w:sz w:val="20"/>
           <w:highlight w:val="yellow"/>
@@ -1163,7 +1163,7 @@
       <w:proofErr w:type="gramEnd"/>
       <w:r>
         <w:rPr>
-          <w:rFonts w:ascii="Poppins" w:hAnsi="Poppins" w:cs="Poppins"/>
+          <w:rFonts w:ascii="Poppins" w:hAnsi="Poppins" w:cs="Poppins" w:eastAsia="Poppins"/>
           <w:b/>
           <w:sz w:val="20"/>
           <w:highlight w:val="yellow"/>
@@ -1172,7 +1172,7 @@
       </w:r>
       <w:r>
         <w:rPr>
-          <w:rFonts w:ascii="Poppins" w:hAnsi="Poppins" w:cs="Poppins"/>
+          <w:rFonts w:ascii="Poppins" w:hAnsi="Poppins" w:cs="Poppins" w:eastAsia="Poppins"/>
           <w:b/>
           <w:sz w:val="20"/>
           <w:highlight w:val="yellow"/>
@@ -1181,7 +1181,7 @@
       </w:r>
       <w:r>
         <w:rPr>
-          <w:rFonts w:ascii="Poppins" w:hAnsi="Poppins" w:cs="Poppins"/>
+          <w:rFonts w:ascii="Poppins" w:hAnsi="Poppins" w:cs="Poppins" w:eastAsia="Poppins"/>
           <w:b/>
           <w:bCs/>
           <w:sz w:val="20"/>
@@ -1191,7 +1191,7 @@
       </w:r>
       <w:r>
         <w:rPr>
-          <w:rFonts w:ascii="Poppins" w:hAnsi="Poppins" w:cs="Poppins"/>
+          <w:rFonts w:ascii="Poppins" w:hAnsi="Poppins" w:cs="Poppins" w:eastAsia="Poppins"/>
           <w:b/>
           <w:bCs/>
           <w:sz w:val="20"/>
@@ -1201,7 +1201,7 @@
       </w:r>
       <w:r>
         <w:rPr>
-          <w:rFonts w:ascii="Poppins" w:hAnsi="Poppins" w:cs="Poppins"/>
+          <w:rFonts w:ascii="Poppins" w:hAnsi="Poppins" w:cs="Poppins" w:eastAsia="Poppins"/>
           <w:b/>
           <w:bCs/>
           <w:sz w:val="20"/>
@@ -1211,7 +1211,7 @@
       </w:r>
       <w:r>
         <w:rPr>
-          <w:rFonts w:ascii="Poppins" w:hAnsi="Poppins" w:cs="Poppins"/>
+          <w:rFonts w:ascii="Poppins" w:hAnsi="Poppins" w:cs="Poppins" w:eastAsia="Poppins"/>
           <w:b/>
           <w:bCs/>
           <w:sz w:val="20"/>
@@ -1220,7 +1220,7 @@
       </w:r>
       <w:r>
         <w:rPr>
-          <w:rFonts w:ascii="Poppins" w:hAnsi="Poppins" w:cs="Poppins"/>
+          <w:rFonts w:ascii="Poppins" w:hAnsi="Poppins" w:cs="Poppins" w:eastAsia="Poppins"/>
           <w:b/>
           <w:bCs/>
           <w:sz w:val="20"/>
@@ -1230,7 +1230,7 @@
       </w:r>
       <w:r>
         <w:rPr>
-          <w:rFonts w:ascii="Poppins" w:hAnsi="Poppins" w:cs="Poppins"/>
+          <w:rFonts w:ascii="Poppins" w:hAnsi="Poppins" w:cs="Poppins" w:eastAsia="Poppins"/>
           <w:b/>
           <w:bCs/>
           <w:sz w:val="20"/>
@@ -1247,27 +1247,27 @@
         </w:tabs>
         <w:spacing w:before="240"/>
         <w:rPr>
-          <w:rFonts w:ascii="Poppins" w:hAnsi="Poppins" w:cs="Poppins"/>
-          <w:sz w:val="20"/>
-        </w:rPr>
-      </w:pPr>
-      <w:r>
-        <w:rPr>
-          <w:rFonts w:ascii="Poppins" w:hAnsi="Poppins" w:cs="Poppins"/>
+          <w:rFonts w:ascii="Poppins" w:hAnsi="Poppins" w:cs="Poppins" w:eastAsia="Poppins"/>
+          <w:sz w:val="20"/>
+        </w:rPr>
+      </w:pPr>
+      <w:r>
+        <w:rPr>
+          <w:rFonts w:ascii="Poppins" w:hAnsi="Poppins" w:cs="Poppins" w:eastAsia="Poppins"/>
           <w:sz w:val="20"/>
         </w:rPr>
         <w:t xml:space="preserve">Hátrányos jogkövetkezmények alkalmazása a munkaviszonyból származó kötelezettség vétkes megszegése esetén. A munkaviszonyból származó kötelezettség munkavállaló által vétkes megszegése esetén a munkáltató a kötelezettség szegély súlyával arányos alábbi hátrányos jogkövetkezményeket alkalmazhatja a munkavállalóval szemben:                  </w:t>
       </w:r>
       <w:r>
         <w:rPr>
-          <w:rFonts w:ascii="Poppins" w:hAnsi="Poppins" w:cs="Poppins"/>
+          <w:rFonts w:ascii="Poppins" w:hAnsi="Poppins" w:cs="Poppins" w:eastAsia="Poppins"/>
           <w:sz w:val="20"/>
         </w:rPr>
         <w:br/>
       </w:r>
       <w:r>
         <w:rPr>
-          <w:rFonts w:ascii="Poppins" w:hAnsi="Poppins" w:cs="Poppins"/>
+          <w:rFonts w:ascii="Poppins" w:hAnsi="Poppins" w:cs="Poppins" w:eastAsia="Poppins"/>
           <w:sz w:val="20"/>
         </w:rPr>
         <w:br/>
@@ -1275,14 +1275,14 @@
       </w:r>
       <w:r>
         <w:rPr>
-          <w:rFonts w:ascii="Poppins" w:hAnsi="Poppins" w:cs="Poppins"/>
+          <w:rFonts w:ascii="Poppins" w:hAnsi="Poppins" w:cs="Poppins" w:eastAsia="Poppins"/>
           <w:sz w:val="20"/>
         </w:rPr>
         <w:br/>
       </w:r>
       <w:r>
         <w:rPr>
-          <w:rFonts w:ascii="Poppins" w:hAnsi="Poppins" w:cs="Poppins"/>
+          <w:rFonts w:ascii="Poppins" w:hAnsi="Poppins" w:cs="Poppins" w:eastAsia="Poppins"/>
           <w:sz w:val="20"/>
         </w:rPr>
         <w:br/>
@@ -1290,14 +1290,14 @@
       </w:r>
       <w:r>
         <w:rPr>
-          <w:rFonts w:ascii="Poppins" w:hAnsi="Poppins" w:cs="Poppins"/>
+          <w:rFonts w:ascii="Poppins" w:hAnsi="Poppins" w:cs="Poppins" w:eastAsia="Poppins"/>
           <w:sz w:val="20"/>
         </w:rPr>
         <w:br/>
       </w:r>
       <w:r>
         <w:rPr>
-          <w:rFonts w:ascii="Poppins" w:hAnsi="Poppins" w:cs="Poppins"/>
+          <w:rFonts w:ascii="Poppins" w:hAnsi="Poppins" w:cs="Poppins" w:eastAsia="Poppins"/>
           <w:sz w:val="20"/>
         </w:rPr>
         <w:br/>
@@ -1305,14 +1305,14 @@
       </w:r>
       <w:r>
         <w:rPr>
-          <w:rFonts w:ascii="Poppins" w:hAnsi="Poppins" w:cs="Poppins"/>
+          <w:rFonts w:ascii="Poppins" w:hAnsi="Poppins" w:cs="Poppins" w:eastAsia="Poppins"/>
           <w:sz w:val="20"/>
         </w:rPr>
         <w:br/>
       </w:r>
       <w:r>
         <w:rPr>
-          <w:rFonts w:ascii="Poppins" w:hAnsi="Poppins" w:cs="Poppins"/>
+          <w:rFonts w:ascii="Poppins" w:hAnsi="Poppins" w:cs="Poppins" w:eastAsia="Poppins"/>
           <w:sz w:val="20"/>
         </w:rPr>
         <w:br/>
@@ -1328,20 +1328,20 @@
         </w:tabs>
         <w:spacing w:before="240"/>
         <w:rPr>
-          <w:rFonts w:ascii="Poppins" w:hAnsi="Poppins" w:cs="Poppins"/>
-          <w:sz w:val="20"/>
-        </w:rPr>
-      </w:pPr>
-      <w:r>
-        <w:rPr>
-          <w:rFonts w:ascii="Poppins" w:hAnsi="Poppins" w:cs="Poppins"/>
+          <w:rFonts w:ascii="Poppins" w:hAnsi="Poppins" w:cs="Poppins" w:eastAsia="Poppins"/>
+          <w:sz w:val="20"/>
+        </w:rPr>
+      </w:pPr>
+      <w:r>
+        <w:rPr>
+          <w:rFonts w:ascii="Poppins" w:hAnsi="Poppins" w:cs="Poppins" w:eastAsia="Poppins"/>
           <w:sz w:val="20"/>
         </w:rPr>
         <w:t xml:space="preserve">7) Munkáltató a Munkavállalót </w:t>
       </w:r>
       <w:r>
         <w:rPr>
-          <w:rFonts w:ascii="Poppins" w:hAnsi="Poppins" w:cs="Poppins"/>
+          <w:rFonts w:ascii="Poppins" w:hAnsi="Poppins" w:cs="Poppins" w:eastAsia="Poppins"/>
           <w:b/>
           <w:sz w:val="20"/>
         </w:rPr>
@@ -1349,14 +1349,14 @@
       </w:r>
       <w:r>
         <w:rPr>
-          <w:rFonts w:ascii="Poppins" w:hAnsi="Poppins" w:cs="Poppins"/>
+          <w:rFonts w:ascii="Poppins" w:hAnsi="Poppins" w:cs="Poppins" w:eastAsia="Poppins"/>
           <w:sz w:val="20"/>
         </w:rPr>
         <w:t xml:space="preserve"> alapul véve </w:t>
       </w:r>
       <w:r>
         <w:rPr>
-          <w:rFonts w:ascii="Poppins" w:hAnsi="Poppins" w:cs="Poppins"/>
+          <w:rFonts w:ascii="Poppins" w:hAnsi="Poppins" w:cs="Poppins" w:eastAsia="Poppins"/>
           <w:b/>
           <w:sz w:val="20"/>
         </w:rPr>
@@ -1364,7 +1364,7 @@
       </w:r>
       <w:r>
         <w:rPr>
-          <w:rFonts w:ascii="Poppins" w:hAnsi="Poppins" w:cs="Poppins"/>
+          <w:rFonts w:ascii="Poppins" w:hAnsi="Poppins" w:cs="Poppins" w:eastAsia="Poppins"/>
           <w:sz w:val="20"/>
         </w:rPr>
         <w:t xml:space="preserve"> munkaidőben foglalkoztatja.</w:t>
@@ -1374,13 +1374,13 @@
       <w:pPr>
         <w:jc w:val="both"/>
         <w:rPr>
-          <w:rFonts w:ascii="Poppins" w:hAnsi="Poppins" w:cs="Poppins"/>
-          <w:sz w:val="20"/>
-        </w:rPr>
-      </w:pPr>
-      <w:r>
-        <w:rPr>
-          <w:rFonts w:ascii="Poppins" w:hAnsi="Poppins" w:cs="Poppins"/>
+          <w:rFonts w:ascii="Poppins" w:hAnsi="Poppins" w:cs="Poppins" w:eastAsia="Poppins"/>
+          <w:sz w:val="20"/>
+        </w:rPr>
+      </w:pPr>
+      <w:r>
+        <w:rPr>
+          <w:rFonts w:ascii="Poppins" w:hAnsi="Poppins" w:cs="Poppins" w:eastAsia="Poppins"/>
           <w:sz w:val="20"/>
         </w:rPr>
         <w:t>A Munkavállaló munkarendjét a Munkáltató határozza meg.</w:t>
@@ -1389,36 +1389,36 @@
     <w:p>
       <w:pPr>
         <w:rPr>
-          <w:rFonts w:ascii="Poppins" w:hAnsi="Poppins" w:cs="Poppins"/>
-          <w:sz w:val="20"/>
-        </w:rPr>
-      </w:pPr>
-    </w:p>
-    <w:p>
-      <w:pPr>
-        <w:jc w:val="both"/>
-        <w:rPr>
-          <w:rFonts w:ascii="Poppins" w:hAnsi="Poppins" w:cs="Poppins"/>
-          <w:sz w:val="20"/>
-        </w:rPr>
-      </w:pPr>
-      <w:r>
-        <w:rPr>
-          <w:rFonts w:ascii="Poppins" w:hAnsi="Poppins" w:cs="Poppins"/>
+          <w:rFonts w:ascii="Poppins" w:hAnsi="Poppins" w:cs="Poppins" w:eastAsia="Poppins"/>
+          <w:sz w:val="20"/>
+        </w:rPr>
+      </w:pPr>
+    </w:p>
+    <w:p>
+      <w:pPr>
+        <w:jc w:val="both"/>
+        <w:rPr>
+          <w:rFonts w:ascii="Poppins" w:hAnsi="Poppins" w:cs="Poppins" w:eastAsia="Poppins"/>
+          <w:sz w:val="20"/>
+        </w:rPr>
+      </w:pPr>
+      <w:r>
+        <w:rPr>
+          <w:rFonts w:ascii="Poppins" w:hAnsi="Poppins" w:cs="Poppins" w:eastAsia="Poppins"/>
           <w:sz w:val="20"/>
         </w:rPr>
         <w:t xml:space="preserve">8) </w:t>
       </w:r>
       <w:r>
         <w:rPr>
-          <w:rFonts w:ascii="Poppins" w:hAnsi="Poppins" w:cs="Poppins"/>
+          <w:rFonts w:ascii="Poppins" w:hAnsi="Poppins" w:cs="Poppins" w:eastAsia="Poppins"/>
           <w:sz w:val="20"/>
         </w:rPr>
         <w:t xml:space="preserve">A munkáltató és a munkavállaló megállapodnak abban, hogy a munkavállaló a munkaviszony fennállása során </w:t>
       </w:r>
       <w:r>
         <w:rPr>
-          <w:rFonts w:ascii="Poppins" w:hAnsi="Poppins" w:cs="Poppins"/>
+          <w:rFonts w:ascii="Poppins" w:hAnsi="Poppins" w:cs="Poppins" w:eastAsia="Poppins"/>
           <w:b/>
           <w:bCs/>
           <w:sz w:val="20"/>
@@ -1427,14 +1427,14 @@
       </w:r>
       <w:r>
         <w:rPr>
-          <w:rFonts w:ascii="Poppins" w:hAnsi="Poppins" w:cs="Poppins"/>
+          <w:rFonts w:ascii="Poppins" w:hAnsi="Poppins" w:cs="Poppins" w:eastAsia="Poppins"/>
           <w:sz w:val="20"/>
         </w:rPr>
         <w:t xml:space="preserve"> munkahelyén, a </w:t>
       </w:r>
       <w:r>
         <w:rPr>
-          <w:rFonts w:ascii="Poppins" w:hAnsi="Poppins" w:cs="Poppins"/>
+          <w:rFonts w:ascii="Poppins" w:hAnsi="Poppins" w:cs="Poppins" w:eastAsia="Poppins"/>
           <w:b/>
           <w:bCs/>
           <w:sz w:val="20"/>
@@ -1444,7 +1444,7 @@
       </w:r>
       <w:r>
         <w:rPr>
-          <w:rFonts w:ascii="Poppins" w:hAnsi="Poppins" w:cs="Poppins"/>
+          <w:rFonts w:ascii="Poppins" w:hAnsi="Poppins" w:cs="Poppins" w:eastAsia="Poppins"/>
           <w:sz w:val="20"/>
         </w:rPr>
         <w:t xml:space="preserve"> szám alatt végzi munkáját.</w:t>
@@ -1454,22 +1454,22 @@
       <w:pPr>
         <w:jc w:val="both"/>
         <w:rPr>
-          <w:rFonts w:ascii="Poppins" w:hAnsi="Poppins" w:cs="Poppins"/>
-          <w:sz w:val="20"/>
-        </w:rPr>
-      </w:pPr>
-    </w:p>
-    <w:p>
-      <w:pPr>
-        <w:jc w:val="both"/>
-        <w:rPr>
-          <w:rFonts w:ascii="Poppins" w:hAnsi="Poppins" w:cs="Poppins"/>
-          <w:sz w:val="20"/>
-        </w:rPr>
-      </w:pPr>
-      <w:r>
-        <w:rPr>
-          <w:rFonts w:ascii="Poppins" w:hAnsi="Poppins" w:cs="Poppins"/>
+          <w:rFonts w:ascii="Poppins" w:hAnsi="Poppins" w:cs="Poppins" w:eastAsia="Poppins"/>
+          <w:sz w:val="20"/>
+        </w:rPr>
+      </w:pPr>
+    </w:p>
+    <w:p>
+      <w:pPr>
+        <w:jc w:val="both"/>
+        <w:rPr>
+          <w:rFonts w:ascii="Poppins" w:hAnsi="Poppins" w:cs="Poppins" w:eastAsia="Poppins"/>
+          <w:sz w:val="20"/>
+        </w:rPr>
+      </w:pPr>
+      <w:r>
+        <w:rPr>
+          <w:rFonts w:ascii="Poppins" w:hAnsi="Poppins" w:cs="Poppins" w:eastAsia="Poppins"/>
           <w:sz w:val="20"/>
         </w:rPr>
         <w:t>9) A Munkavállaló kötelezi magát, hogy munkája során a munkáltató működésével, illetve feladatkörével összefüggésben tudomására jutott üzleti titkot, munkahelyi (üzleti) titokként, bizalmasan kezeli.</w:t>
@@ -1479,13 +1479,13 @@
       <w:pPr>
         <w:jc w:val="both"/>
         <w:rPr>
-          <w:rFonts w:ascii="Poppins" w:hAnsi="Poppins" w:cs="Poppins"/>
-          <w:sz w:val="20"/>
-        </w:rPr>
-      </w:pPr>
-      <w:r>
-        <w:rPr>
-          <w:rFonts w:ascii="Poppins" w:hAnsi="Poppins" w:cs="Poppins"/>
+          <w:rFonts w:ascii="Poppins" w:hAnsi="Poppins" w:cs="Poppins" w:eastAsia="Poppins"/>
+          <w:sz w:val="20"/>
+        </w:rPr>
+      </w:pPr>
+      <w:r>
+        <w:rPr>
+          <w:rFonts w:ascii="Poppins" w:hAnsi="Poppins" w:cs="Poppins" w:eastAsia="Poppins"/>
           <w:sz w:val="20"/>
         </w:rPr>
         <w:t>Üzleti titok mindaz, amit a munkáltató annak minősít, így különösen az üzleti tervek, piaci információk vevők-szállítók adatai, a gyártott termékek összetétele, technológiai leírások, belső szabályzatok utasítások, a munkavállalókra és a foglalkoztatásukra, bérezésükre vonatkozó információk.</w:t>
@@ -1495,13 +1495,13 @@
       <w:pPr>
         <w:pStyle w:val="Szvegtrzs"/>
         <w:rPr>
-          <w:rFonts w:ascii="Poppins" w:hAnsi="Poppins" w:cs="Poppins"/>
-          <w:sz w:val="20"/>
-        </w:rPr>
-      </w:pPr>
-      <w:r>
-        <w:rPr>
-          <w:rFonts w:ascii="Poppins" w:hAnsi="Poppins" w:cs="Poppins"/>
+          <w:rFonts w:ascii="Poppins" w:hAnsi="Poppins" w:cs="Poppins" w:eastAsia="Poppins"/>
+          <w:sz w:val="20"/>
+        </w:rPr>
+      </w:pPr>
+      <w:r>
+        <w:rPr>
+          <w:rFonts w:ascii="Poppins" w:hAnsi="Poppins" w:cs="Poppins" w:eastAsia="Poppins"/>
           <w:sz w:val="20"/>
         </w:rPr>
         <w:t>A munkavállaló az üzleti titkon túlmenően sem közölhet illetéktelen személlyel olyan adatot, amely munkaköre betöltésével összefüggésben jutott tudomására, és amelynek közlése a munkáltatóra vagy más személyre hátrányos következménnyel járna.</w:t>
@@ -1511,13 +1511,13 @@
       <w:pPr>
         <w:pStyle w:val="Szvegtrzs"/>
         <w:rPr>
-          <w:rFonts w:ascii="Poppins" w:hAnsi="Poppins" w:cs="Poppins"/>
-          <w:sz w:val="20"/>
-        </w:rPr>
-      </w:pPr>
-      <w:r>
-        <w:rPr>
-          <w:rFonts w:ascii="Poppins" w:hAnsi="Poppins" w:cs="Poppins"/>
+          <w:rFonts w:ascii="Poppins" w:hAnsi="Poppins" w:cs="Poppins" w:eastAsia="Poppins"/>
+          <w:sz w:val="20"/>
+        </w:rPr>
+      </w:pPr>
+      <w:r>
+        <w:rPr>
+          <w:rFonts w:ascii="Poppins" w:hAnsi="Poppins" w:cs="Poppins" w:eastAsia="Poppins"/>
           <w:sz w:val="20"/>
         </w:rPr>
         <w:lastRenderedPageBreak/>
@@ -1528,13 +1528,13 @@
       <w:pPr>
         <w:pStyle w:val="Szvegtrzs"/>
         <w:rPr>
-          <w:rFonts w:ascii="Poppins" w:hAnsi="Poppins" w:cs="Poppins"/>
-          <w:sz w:val="20"/>
-        </w:rPr>
-      </w:pPr>
-      <w:r>
-        <w:rPr>
-          <w:rFonts w:ascii="Poppins" w:hAnsi="Poppins" w:cs="Poppins"/>
+          <w:rFonts w:ascii="Poppins" w:hAnsi="Poppins" w:cs="Poppins" w:eastAsia="Poppins"/>
+          <w:sz w:val="20"/>
+        </w:rPr>
+      </w:pPr>
+      <w:r>
+        <w:rPr>
+          <w:rFonts w:ascii="Poppins" w:hAnsi="Poppins" w:cs="Poppins" w:eastAsia="Poppins"/>
           <w:sz w:val="20"/>
         </w:rPr>
         <w:t>Az ilyen jellegű ismeretek jogosulatlan nyilvánosságra hozatalával, felhasználásával a foglalkoztatónak okozott kárért a dolgozó munkaviszonya megszűnését követően is kártérítési felelősséggel tartozik.</w:t>
@@ -1545,7 +1545,7 @@
         <w:spacing w:line="276" w:lineRule="auto"/>
         <w:jc w:val="both"/>
         <w:rPr>
-          <w:rFonts w:ascii="Poppins" w:hAnsi="Poppins" w:cs="Poppins"/>
+          <w:rFonts w:ascii="Poppins" w:hAnsi="Poppins" w:cs="Poppins" w:eastAsia="Poppins"/>
           <w:sz w:val="20"/>
         </w:rPr>
       </w:pPr>
@@ -1555,13 +1555,13 @@
         <w:spacing w:line="276" w:lineRule="auto"/>
         <w:jc w:val="both"/>
         <w:rPr>
-          <w:rFonts w:ascii="Poppins" w:hAnsi="Poppins" w:cs="Poppins"/>
-          <w:sz w:val="20"/>
-        </w:rPr>
-      </w:pPr>
-      <w:r>
-        <w:rPr>
-          <w:rFonts w:ascii="Poppins" w:hAnsi="Poppins" w:cs="Poppins"/>
+          <w:rFonts w:ascii="Poppins" w:hAnsi="Poppins" w:cs="Poppins" w:eastAsia="Poppins"/>
+          <w:sz w:val="20"/>
+        </w:rPr>
+      </w:pPr>
+      <w:r>
+        <w:rPr>
+          <w:rFonts w:ascii="Poppins" w:hAnsi="Poppins" w:cs="Poppins" w:eastAsia="Poppins"/>
           <w:sz w:val="20"/>
         </w:rPr>
         <w:t xml:space="preserve">10) Munkavállaló a munkahelyén kívül is Munkáltató érdekeinek megfelelő magatartást köteles tanúsítani. </w:t>
@@ -1572,20 +1572,20 @@
         <w:spacing w:line="276" w:lineRule="auto"/>
         <w:jc w:val="both"/>
         <w:rPr>
-          <w:rFonts w:ascii="Poppins" w:hAnsi="Poppins" w:cs="Poppins"/>
-          <w:sz w:val="20"/>
-        </w:rPr>
-      </w:pPr>
-      <w:r>
-        <w:rPr>
-          <w:rFonts w:ascii="Poppins" w:hAnsi="Poppins" w:cs="Poppins"/>
+          <w:rFonts w:ascii="Poppins" w:hAnsi="Poppins" w:cs="Poppins" w:eastAsia="Poppins"/>
+          <w:sz w:val="20"/>
+        </w:rPr>
+      </w:pPr>
+      <w:r>
+        <w:rPr>
+          <w:rFonts w:ascii="Poppins" w:hAnsi="Poppins" w:cs="Poppins" w:eastAsia="Poppins"/>
           <w:sz w:val="20"/>
         </w:rPr>
         <w:t xml:space="preserve">Ennek érdekében különösen tilos: </w:t>
       </w:r>
       <w:r>
         <w:rPr>
-          <w:rFonts w:ascii="Poppins" w:eastAsia="Calibri" w:hAnsi="Poppins" w:cs="Poppins"/>
+          <w:rFonts w:ascii="Poppins" w:eastAsia="Poppins" w:hAnsi="Poppins" w:cs="Poppins"/>
           <w:sz w:val="20"/>
         </w:rPr>
         <w:t>Munkáltatónál szerzett ismereteknek, üzleti kapcsolatoknak bármilyen formában történő felhasználása, ezeknek harmadik személy részére, tudomásra hozatala. Munkáltató tevékenységére, pénz- és üzleti forgalmára, árpolitikájára, szerződéses kapcsolatára vonatkozó bármely adat harmadik személy részére történő hozzáférhetővé-tétele. Munkáltató jó hírnevét, hitelképességét sértő vagy veszélyeztető tények állítása, híresztelése vagy erre utaló magatartás tanúsítása.</w:t>
@@ -1595,29 +1595,29 @@
       <w:pPr>
         <w:jc w:val="both"/>
         <w:rPr>
-          <w:rFonts w:ascii="Poppins" w:eastAsia="Calibri" w:hAnsi="Poppins" w:cs="Poppins"/>
-          <w:sz w:val="20"/>
-        </w:rPr>
-      </w:pPr>
-    </w:p>
-    <w:p>
-      <w:pPr>
-        <w:jc w:val="both"/>
-        <w:rPr>
-          <w:rFonts w:ascii="Poppins" w:hAnsi="Poppins" w:cs="Poppins"/>
-          <w:sz w:val="20"/>
-        </w:rPr>
-      </w:pPr>
-      <w:r>
-        <w:rPr>
-          <w:rFonts w:ascii="Poppins" w:hAnsi="Poppins" w:cs="Poppins"/>
+          <w:rFonts w:ascii="Poppins" w:eastAsia="Poppins" w:hAnsi="Poppins" w:cs="Poppins"/>
+          <w:sz w:val="20"/>
+        </w:rPr>
+      </w:pPr>
+    </w:p>
+    <w:p>
+      <w:pPr>
+        <w:jc w:val="both"/>
+        <w:rPr>
+          <w:rFonts w:ascii="Poppins" w:hAnsi="Poppins" w:cs="Poppins" w:eastAsia="Poppins"/>
+          <w:sz w:val="20"/>
+        </w:rPr>
+      </w:pPr>
+      <w:r>
+        <w:rPr>
+          <w:rFonts w:ascii="Poppins" w:hAnsi="Poppins" w:cs="Poppins" w:eastAsia="Poppins"/>
           <w:sz w:val="20"/>
         </w:rPr>
         <w:t xml:space="preserve">11) </w:t>
       </w:r>
       <w:r>
         <w:rPr>
-          <w:rFonts w:ascii="Poppins" w:hAnsi="Poppins" w:cs="Poppins"/>
+          <w:rFonts w:ascii="Poppins" w:hAnsi="Poppins" w:cs="Poppins" w:eastAsia="Poppins"/>
           <w:b/>
           <w:sz w:val="20"/>
         </w:rPr>
@@ -1632,13 +1632,13 @@
         </w:numPr>
         <w:jc w:val="both"/>
         <w:rPr>
-          <w:rFonts w:ascii="Poppins" w:hAnsi="Poppins" w:cs="Poppins"/>
-          <w:sz w:val="20"/>
-        </w:rPr>
-      </w:pPr>
-      <w:r>
-        <w:rPr>
-          <w:rFonts w:ascii="Poppins" w:hAnsi="Poppins" w:cs="Poppins"/>
+          <w:rFonts w:ascii="Poppins" w:hAnsi="Poppins" w:cs="Poppins" w:eastAsia="Poppins"/>
+          <w:sz w:val="20"/>
+        </w:rPr>
+      </w:pPr>
+      <w:r>
+        <w:rPr>
+          <w:rFonts w:ascii="Poppins" w:hAnsi="Poppins" w:cs="Poppins" w:eastAsia="Poppins"/>
           <w:sz w:val="20"/>
         </w:rPr>
         <w:t xml:space="preserve">a munkavégzés helyén alkoholos állapotban történő megjelenés </w:t>
@@ -1652,13 +1652,13 @@
         </w:numPr>
         <w:jc w:val="both"/>
         <w:rPr>
-          <w:rFonts w:ascii="Poppins" w:hAnsi="Poppins" w:cs="Poppins"/>
-          <w:sz w:val="20"/>
-        </w:rPr>
-      </w:pPr>
-      <w:r>
-        <w:rPr>
-          <w:rFonts w:ascii="Poppins" w:hAnsi="Poppins" w:cs="Poppins"/>
+          <w:rFonts w:ascii="Poppins" w:hAnsi="Poppins" w:cs="Poppins" w:eastAsia="Poppins"/>
+          <w:sz w:val="20"/>
+        </w:rPr>
+      </w:pPr>
+      <w:r>
+        <w:rPr>
+          <w:rFonts w:ascii="Poppins" w:hAnsi="Poppins" w:cs="Poppins" w:eastAsia="Poppins"/>
           <w:sz w:val="20"/>
         </w:rPr>
         <w:t>a rábízott értékekkel maradéktalanul önhibájából nem számol el</w:t>
@@ -1672,13 +1672,13 @@
         </w:numPr>
         <w:jc w:val="both"/>
         <w:rPr>
-          <w:rFonts w:ascii="Poppins" w:hAnsi="Poppins" w:cs="Poppins"/>
-          <w:sz w:val="20"/>
-        </w:rPr>
-      </w:pPr>
-      <w:r>
-        <w:rPr>
-          <w:rFonts w:ascii="Poppins" w:hAnsi="Poppins" w:cs="Poppins"/>
+          <w:rFonts w:ascii="Poppins" w:hAnsi="Poppins" w:cs="Poppins" w:eastAsia="Poppins"/>
+          <w:sz w:val="20"/>
+        </w:rPr>
+      </w:pPr>
+      <w:r>
+        <w:rPr>
+          <w:rFonts w:ascii="Poppins" w:hAnsi="Poppins" w:cs="Poppins" w:eastAsia="Poppins"/>
           <w:sz w:val="20"/>
         </w:rPr>
         <w:t>a feladatának teljesítése során a munkáltató szerződő partnerének kárt okoz</w:t>
@@ -1692,13 +1692,13 @@
         </w:numPr>
         <w:jc w:val="both"/>
         <w:rPr>
-          <w:rFonts w:ascii="Poppins" w:hAnsi="Poppins" w:cs="Poppins"/>
-          <w:sz w:val="20"/>
-        </w:rPr>
-      </w:pPr>
-      <w:r>
-        <w:rPr>
-          <w:rFonts w:ascii="Poppins" w:hAnsi="Poppins" w:cs="Poppins"/>
+          <w:rFonts w:ascii="Poppins" w:hAnsi="Poppins" w:cs="Poppins" w:eastAsia="Poppins"/>
+          <w:sz w:val="20"/>
+        </w:rPr>
+      </w:pPr>
+      <w:r>
+        <w:rPr>
+          <w:rFonts w:ascii="Poppins" w:hAnsi="Poppins" w:cs="Poppins" w:eastAsia="Poppins"/>
           <w:sz w:val="20"/>
         </w:rPr>
         <w:t xml:space="preserve">munkaköri feladataival összefüggésben bűncselekményt követ el </w:t>
@@ -1712,13 +1712,13 @@
         </w:numPr>
         <w:jc w:val="both"/>
         <w:rPr>
-          <w:rFonts w:ascii="Poppins" w:hAnsi="Poppins" w:cs="Poppins"/>
-          <w:sz w:val="20"/>
-        </w:rPr>
-      </w:pPr>
-      <w:r>
-        <w:rPr>
-          <w:rFonts w:ascii="Poppins" w:hAnsi="Poppins" w:cs="Poppins"/>
+          <w:rFonts w:ascii="Poppins" w:hAnsi="Poppins" w:cs="Poppins" w:eastAsia="Poppins"/>
+          <w:sz w:val="20"/>
+        </w:rPr>
+      </w:pPr>
+      <w:r>
+        <w:rPr>
+          <w:rFonts w:ascii="Poppins" w:hAnsi="Poppins" w:cs="Poppins" w:eastAsia="Poppins"/>
           <w:sz w:val="20"/>
         </w:rPr>
         <w:t>magatartásával a munkáltató üzleti megítélését hátrányosan befolyásolja</w:t>
@@ -1732,13 +1732,13 @@
         </w:numPr>
         <w:jc w:val="both"/>
         <w:rPr>
-          <w:rFonts w:ascii="Poppins" w:hAnsi="Poppins" w:cs="Poppins"/>
-          <w:sz w:val="20"/>
-        </w:rPr>
-      </w:pPr>
-      <w:r>
-        <w:rPr>
-          <w:rFonts w:ascii="Poppins" w:hAnsi="Poppins" w:cs="Poppins"/>
+          <w:rFonts w:ascii="Poppins" w:hAnsi="Poppins" w:cs="Poppins" w:eastAsia="Poppins"/>
+          <w:sz w:val="20"/>
+        </w:rPr>
+      </w:pPr>
+      <w:r>
+        <w:rPr>
+          <w:rFonts w:ascii="Poppins" w:hAnsi="Poppins" w:cs="Poppins" w:eastAsia="Poppins"/>
           <w:sz w:val="20"/>
         </w:rPr>
         <w:t>jelen szerződés 9) pontjában foglalt kötelezettség megszegése</w:t>
@@ -1752,13 +1752,13 @@
         </w:numPr>
         <w:jc w:val="both"/>
         <w:rPr>
-          <w:rFonts w:ascii="Poppins" w:hAnsi="Poppins" w:cs="Poppins"/>
-          <w:sz w:val="20"/>
-        </w:rPr>
-      </w:pPr>
-      <w:r>
-        <w:rPr>
-          <w:rFonts w:ascii="Poppins" w:hAnsi="Poppins" w:cs="Poppins"/>
+          <w:rFonts w:ascii="Poppins" w:hAnsi="Poppins" w:cs="Poppins" w:eastAsia="Poppins"/>
+          <w:sz w:val="20"/>
+        </w:rPr>
+      </w:pPr>
+      <w:r>
+        <w:rPr>
+          <w:rFonts w:ascii="Poppins" w:hAnsi="Poppins" w:cs="Poppins" w:eastAsia="Poppins"/>
           <w:sz w:val="20"/>
         </w:rPr>
         <w:t>a munkavédelmi és egyéb szabályok, valamint eszközök alkalmazására vonatkozó jogszabályok és belső rendelkezések vétkes megszegése</w:t>
@@ -1772,13 +1772,13 @@
         </w:numPr>
         <w:jc w:val="both"/>
         <w:rPr>
-          <w:rFonts w:ascii="Poppins" w:hAnsi="Poppins" w:cs="Poppins"/>
-          <w:sz w:val="20"/>
-        </w:rPr>
-      </w:pPr>
-      <w:r>
-        <w:rPr>
-          <w:rFonts w:ascii="Poppins" w:hAnsi="Poppins" w:cs="Poppins"/>
+          <w:rFonts w:ascii="Poppins" w:hAnsi="Poppins" w:cs="Poppins" w:eastAsia="Poppins"/>
+          <w:sz w:val="20"/>
+        </w:rPr>
+      </w:pPr>
+      <w:r>
+        <w:rPr>
+          <w:rFonts w:ascii="Poppins" w:hAnsi="Poppins" w:cs="Poppins" w:eastAsia="Poppins"/>
           <w:sz w:val="20"/>
         </w:rPr>
         <w:t>a vállalkozás vagyonára vagy a vállalkozásra bízott áruk, anyagok sérelmére elkövetett károkozás, eltulajdonítás</w:t>
@@ -1792,13 +1792,13 @@
         </w:numPr>
         <w:jc w:val="both"/>
         <w:rPr>
-          <w:rFonts w:ascii="Poppins" w:hAnsi="Poppins" w:cs="Poppins"/>
-          <w:sz w:val="20"/>
-        </w:rPr>
-      </w:pPr>
-      <w:r>
-        <w:rPr>
-          <w:rFonts w:ascii="Poppins" w:hAnsi="Poppins" w:cs="Poppins"/>
+          <w:rFonts w:ascii="Poppins" w:hAnsi="Poppins" w:cs="Poppins" w:eastAsia="Poppins"/>
+          <w:sz w:val="20"/>
+        </w:rPr>
+      </w:pPr>
+      <w:r>
+        <w:rPr>
+          <w:rFonts w:ascii="Poppins" w:hAnsi="Poppins" w:cs="Poppins" w:eastAsia="Poppins"/>
           <w:sz w:val="20"/>
         </w:rPr>
         <w:t>munkaköri feladatainak sorozatos, hanyag ellátása</w:t>
@@ -1809,22 +1809,22 @@
         <w:ind w:left="720"/>
         <w:jc w:val="both"/>
         <w:rPr>
-          <w:rFonts w:ascii="Poppins" w:hAnsi="Poppins" w:cs="Poppins"/>
-          <w:sz w:val="20"/>
-        </w:rPr>
-      </w:pPr>
-    </w:p>
-    <w:p>
-      <w:pPr>
-        <w:jc w:val="both"/>
-        <w:rPr>
-          <w:rFonts w:ascii="Poppins" w:hAnsi="Poppins" w:cs="Poppins"/>
-          <w:sz w:val="20"/>
-        </w:rPr>
-      </w:pPr>
-      <w:r>
-        <w:rPr>
-          <w:rFonts w:ascii="Poppins" w:hAnsi="Poppins" w:cs="Poppins"/>
+          <w:rFonts w:ascii="Poppins" w:hAnsi="Poppins" w:cs="Poppins" w:eastAsia="Poppins"/>
+          <w:sz w:val="20"/>
+        </w:rPr>
+      </w:pPr>
+    </w:p>
+    <w:p>
+      <w:pPr>
+        <w:jc w:val="both"/>
+        <w:rPr>
+          <w:rFonts w:ascii="Poppins" w:hAnsi="Poppins" w:cs="Poppins" w:eastAsia="Poppins"/>
+          <w:sz w:val="20"/>
+        </w:rPr>
+      </w:pPr>
+      <w:r>
+        <w:rPr>
+          <w:rFonts w:ascii="Poppins" w:hAnsi="Poppins" w:cs="Poppins" w:eastAsia="Poppins"/>
           <w:sz w:val="20"/>
         </w:rPr>
         <w:t>12) Munkavállaló hozzájárul ahhoz, hogy a munkaviszonyból eredő jogok és kötelezettségek teljesítése céljából az általa e célból átadott személyes adataimat felvegye, és az ahhoz szükséges időtartamig kezelje. Munkáltató tájékoztatja Munkavállalót, hogy személyes adatait a munkaviszonyból származó kötelezettségek teljesítése céljából kezeli, és – az adatszolgáltató céljának megjelölésével, törvényben meghatározottak szerint – az adatfeldolgozó számára átadhatja.</w:t>
@@ -1834,7 +1834,7 @@
       <w:pPr>
         <w:jc w:val="both"/>
         <w:rPr>
-          <w:rFonts w:ascii="Poppins" w:hAnsi="Poppins" w:cs="Poppins"/>
+          <w:rFonts w:ascii="Poppins" w:hAnsi="Poppins" w:cs="Poppins" w:eastAsia="Poppins"/>
           <w:sz w:val="20"/>
         </w:rPr>
       </w:pPr>
@@ -1845,34 +1845,34 @@
         <w:contextualSpacing/>
         <w:jc w:val="both"/>
         <w:rPr>
-          <w:rFonts w:ascii="Poppins" w:hAnsi="Poppins" w:cs="Poppins"/>
-          <w:sz w:val="20"/>
-        </w:rPr>
-      </w:pPr>
-      <w:r>
-        <w:rPr>
-          <w:rFonts w:ascii="Poppins" w:hAnsi="Poppins" w:cs="Poppins"/>
+          <w:rFonts w:ascii="Poppins" w:hAnsi="Poppins" w:cs="Poppins" w:eastAsia="Poppins"/>
+          <w:sz w:val="20"/>
+        </w:rPr>
+      </w:pPr>
+      <w:r>
+        <w:rPr>
+          <w:rFonts w:ascii="Poppins" w:hAnsi="Poppins" w:cs="Poppins" w:eastAsia="Poppins"/>
           <w:sz w:val="20"/>
         </w:rPr>
         <w:t>13) Munkavállaló jelen szerződés aláírásával is elismeri, hogy a munkavégzése által megkívánt munkavédelmi szabályokat</w:t>
       </w:r>
       <w:r>
         <w:rPr>
-          <w:rFonts w:ascii="Poppins" w:hAnsi="Poppins" w:cs="Poppins"/>
+          <w:rFonts w:ascii="Poppins" w:hAnsi="Poppins" w:cs="Poppins" w:eastAsia="Poppins"/>
           <w:sz w:val="20"/>
         </w:rPr>
         <w:t xml:space="preserve"> (munka-és tűzvédelmi)</w:t>
       </w:r>
       <w:r>
         <w:rPr>
-          <w:rFonts w:ascii="Poppins" w:hAnsi="Poppins" w:cs="Poppins"/>
+          <w:rFonts w:ascii="Poppins" w:hAnsi="Poppins" w:cs="Poppins" w:eastAsia="Poppins"/>
           <w:sz w:val="20"/>
         </w:rPr>
         <w:t>, előzetes kioktatás által megismerte.</w:t>
       </w:r>
       <w:r>
         <w:rPr>
-          <w:rFonts w:ascii="Poppins" w:hAnsi="Poppins" w:cs="Poppins"/>
+          <w:rFonts w:ascii="Poppins" w:hAnsi="Poppins" w:cs="Poppins" w:eastAsia="Poppins"/>
           <w:sz w:val="20"/>
         </w:rPr>
         <w:t xml:space="preserve"> Az oktatáson </w:t>
@@ -1880,7 +1880,7 @@
       <w:proofErr w:type="spellStart"/>
       <w:r>
         <w:rPr>
-          <w:rFonts w:ascii="Poppins" w:hAnsi="Poppins" w:cs="Poppins"/>
+          <w:rFonts w:ascii="Poppins" w:hAnsi="Poppins" w:cs="Poppins" w:eastAsia="Poppins"/>
           <w:sz w:val="20"/>
         </w:rPr>
         <w:t>elhangzottakat</w:t>
@@ -1888,7 +1888,7 @@
       <w:proofErr w:type="spellEnd"/>
       <w:r>
         <w:rPr>
-          <w:rFonts w:ascii="Poppins" w:hAnsi="Poppins" w:cs="Poppins"/>
+          <w:rFonts w:ascii="Poppins" w:hAnsi="Poppins" w:cs="Poppins" w:eastAsia="Poppins"/>
           <w:sz w:val="20"/>
         </w:rPr>
         <w:t xml:space="preserve"> a munkavállaló megértette, tudomásul vette és azokkal szemben észrevétele nem volt.</w:t>
@@ -1900,13 +1900,13 @@
         <w:contextualSpacing/>
         <w:jc w:val="both"/>
         <w:rPr>
-          <w:rFonts w:ascii="Poppins" w:hAnsi="Poppins" w:cs="Poppins"/>
-          <w:sz w:val="20"/>
-        </w:rPr>
-      </w:pPr>
-      <w:r>
-        <w:rPr>
-          <w:rFonts w:ascii="Poppins" w:hAnsi="Poppins" w:cs="Poppins"/>
+          <w:rFonts w:ascii="Poppins" w:hAnsi="Poppins" w:cs="Poppins" w:eastAsia="Poppins"/>
+          <w:sz w:val="20"/>
+        </w:rPr>
+      </w:pPr>
+      <w:r>
+        <w:rPr>
+          <w:rFonts w:ascii="Poppins" w:hAnsi="Poppins" w:cs="Poppins" w:eastAsia="Poppins"/>
           <w:sz w:val="20"/>
         </w:rPr>
         <w:t>A munkavállaló magára nézve kötelező érvénnyel vállalja, hogy a munkáltató részéről rendelkezésre bocsátott munkavédelmi eszközöket rendeltetésszerűen használja, azok sérülése esetén haladéktalanul pótlási igényét jelzi munkahelyi felettesének.</w:t>
@@ -1918,7 +1918,7 @@
         <w:contextualSpacing/>
         <w:jc w:val="both"/>
         <w:rPr>
-          <w:rFonts w:ascii="Poppins" w:hAnsi="Poppins" w:cs="Poppins"/>
+          <w:rFonts w:ascii="Poppins" w:hAnsi="Poppins" w:cs="Poppins" w:eastAsia="Poppins"/>
           <w:sz w:val="20"/>
         </w:rPr>
       </w:pPr>
@@ -1929,27 +1929,27 @@
         <w:contextualSpacing/>
         <w:jc w:val="both"/>
         <w:rPr>
-          <w:rFonts w:ascii="Poppins" w:hAnsi="Poppins" w:cs="Poppins"/>
-          <w:sz w:val="20"/>
-        </w:rPr>
-      </w:pPr>
-      <w:r>
-        <w:rPr>
-          <w:rFonts w:ascii="Poppins" w:hAnsi="Poppins" w:cs="Poppins"/>
+          <w:rFonts w:ascii="Poppins" w:hAnsi="Poppins" w:cs="Poppins" w:eastAsia="Poppins"/>
+          <w:sz w:val="20"/>
+        </w:rPr>
+      </w:pPr>
+      <w:r>
+        <w:rPr>
+          <w:rFonts w:ascii="Poppins" w:hAnsi="Poppins" w:cs="Poppins" w:eastAsia="Poppins"/>
           <w:sz w:val="20"/>
         </w:rPr>
         <w:t>14) A munkavállaló munkaszerződésének aláírásával egyidejűleg nyilatkozik, hogy nem áll jogerős közügyektől és foglalkoztatástól való eltiltás alatt, továbbá</w:t>
       </w:r>
       <w:r>
         <w:rPr>
-          <w:rFonts w:ascii="Poppins" w:hAnsi="Poppins" w:cs="Poppins"/>
+          <w:rFonts w:ascii="Poppins" w:hAnsi="Poppins" w:cs="Poppins" w:eastAsia="Poppins"/>
           <w:sz w:val="20"/>
         </w:rPr>
         <w:t>,</w:t>
       </w:r>
       <w:r>
         <w:rPr>
-          <w:rFonts w:ascii="Poppins" w:hAnsi="Poppins" w:cs="Poppins"/>
+          <w:rFonts w:ascii="Poppins" w:hAnsi="Poppins" w:cs="Poppins" w:eastAsia="Poppins"/>
           <w:sz w:val="20"/>
         </w:rPr>
         <w:t xml:space="preserve"> ha ez bekövetkezik, akkor a jogerőre emelkedést megelőzően arról munkáltatóját tájékoztatja.</w:t>
@@ -1964,13 +1964,13 @@
         </w:tabs>
         <w:spacing w:before="240"/>
         <w:rPr>
-          <w:rFonts w:ascii="Poppins" w:hAnsi="Poppins" w:cs="Poppins"/>
-          <w:sz w:val="20"/>
-        </w:rPr>
-      </w:pPr>
-      <w:r>
-        <w:rPr>
-          <w:rFonts w:ascii="Poppins" w:hAnsi="Poppins" w:cs="Poppins"/>
+          <w:rFonts w:ascii="Poppins" w:hAnsi="Poppins" w:cs="Poppins" w:eastAsia="Poppins"/>
+          <w:sz w:val="20"/>
+        </w:rPr>
+      </w:pPr>
+      <w:r>
+        <w:rPr>
+          <w:rFonts w:ascii="Poppins" w:hAnsi="Poppins" w:cs="Poppins" w:eastAsia="Poppins"/>
           <w:sz w:val="20"/>
         </w:rPr>
         <w:lastRenderedPageBreak/>
@@ -1978,14 +1978,14 @@
       </w:r>
       <w:r>
         <w:rPr>
-          <w:rFonts w:ascii="Poppins" w:hAnsi="Poppins" w:cs="Poppins"/>
+          <w:rFonts w:ascii="Poppins" w:hAnsi="Poppins" w:cs="Poppins" w:eastAsia="Poppins"/>
           <w:sz w:val="20"/>
         </w:rPr>
         <w:t>5</w:t>
       </w:r>
       <w:r>
         <w:rPr>
-          <w:rFonts w:ascii="Poppins" w:hAnsi="Poppins" w:cs="Poppins"/>
+          <w:rFonts w:ascii="Poppins" w:hAnsi="Poppins" w:cs="Poppins" w:eastAsia="Poppins"/>
           <w:sz w:val="20"/>
         </w:rPr>
         <w:t>) A munkavállaló kijelenti, hogy a munkaszerződés megkötésével egyidejűleg a munkáltató tájékoztatta a Munka Törvénykönyve 46.§ bekezdésében felsorolt feltételekről.</w:t>
@@ -2000,27 +2000,27 @@
         </w:tabs>
         <w:spacing w:before="240"/>
         <w:rPr>
-          <w:rFonts w:ascii="Poppins" w:hAnsi="Poppins" w:cs="Poppins"/>
-          <w:sz w:val="20"/>
-        </w:rPr>
-      </w:pPr>
-      <w:r>
-        <w:rPr>
-          <w:rFonts w:ascii="Poppins" w:hAnsi="Poppins" w:cs="Poppins"/>
+          <w:rFonts w:ascii="Poppins" w:hAnsi="Poppins" w:cs="Poppins" w:eastAsia="Poppins"/>
+          <w:sz w:val="20"/>
+        </w:rPr>
+      </w:pPr>
+      <w:r>
+        <w:rPr>
+          <w:rFonts w:ascii="Poppins" w:hAnsi="Poppins" w:cs="Poppins" w:eastAsia="Poppins"/>
           <w:sz w:val="20"/>
         </w:rPr>
         <w:t>1</w:t>
       </w:r>
       <w:r>
         <w:rPr>
-          <w:rFonts w:ascii="Poppins" w:hAnsi="Poppins" w:cs="Poppins"/>
+          <w:rFonts w:ascii="Poppins" w:hAnsi="Poppins" w:cs="Poppins" w:eastAsia="Poppins"/>
           <w:sz w:val="20"/>
         </w:rPr>
         <w:t>6</w:t>
       </w:r>
       <w:r>
         <w:rPr>
-          <w:rFonts w:ascii="Poppins" w:hAnsi="Poppins" w:cs="Poppins"/>
+          <w:rFonts w:ascii="Poppins" w:hAnsi="Poppins" w:cs="Poppins" w:eastAsia="Poppins"/>
           <w:sz w:val="20"/>
         </w:rPr>
         <w:t>) A fenti adatokkal a munkavállaló nyilvántartásba vétele megtörtént.</w:t>
@@ -2035,27 +2035,27 @@
         </w:tabs>
         <w:spacing w:before="240"/>
         <w:rPr>
-          <w:rFonts w:ascii="Poppins" w:hAnsi="Poppins" w:cs="Poppins"/>
-          <w:sz w:val="20"/>
-        </w:rPr>
-      </w:pPr>
-      <w:r>
-        <w:rPr>
-          <w:rFonts w:ascii="Poppins" w:hAnsi="Poppins" w:cs="Poppins"/>
+          <w:rFonts w:ascii="Poppins" w:hAnsi="Poppins" w:cs="Poppins" w:eastAsia="Poppins"/>
+          <w:sz w:val="20"/>
+        </w:rPr>
+      </w:pPr>
+      <w:r>
+        <w:rPr>
+          <w:rFonts w:ascii="Poppins" w:hAnsi="Poppins" w:cs="Poppins" w:eastAsia="Poppins"/>
           <w:sz w:val="20"/>
         </w:rPr>
         <w:t>1</w:t>
       </w:r>
       <w:r>
         <w:rPr>
-          <w:rFonts w:ascii="Poppins" w:hAnsi="Poppins" w:cs="Poppins"/>
+          <w:rFonts w:ascii="Poppins" w:hAnsi="Poppins" w:cs="Poppins" w:eastAsia="Poppins"/>
           <w:sz w:val="20"/>
         </w:rPr>
         <w:t>7</w:t>
       </w:r>
       <w:r>
         <w:rPr>
-          <w:rFonts w:ascii="Poppins" w:hAnsi="Poppins" w:cs="Poppins"/>
+          <w:rFonts w:ascii="Poppins" w:hAnsi="Poppins" w:cs="Poppins" w:eastAsia="Poppins"/>
           <w:sz w:val="20"/>
         </w:rPr>
         <w:t xml:space="preserve">) Jelen szerződés módosítása vagy kiegészítése csak írásban érvényes. </w:t>
@@ -2069,7 +2069,7 @@
           <w:tab w:val="left" w:leader="dot" w:pos="5112"/>
         </w:tabs>
         <w:rPr>
-          <w:rFonts w:ascii="Poppins" w:hAnsi="Poppins" w:cs="Poppins"/>
+          <w:rFonts w:ascii="Poppins" w:hAnsi="Poppins" w:cs="Poppins" w:eastAsia="Poppins"/>
           <w:sz w:val="20"/>
         </w:rPr>
       </w:pPr>
@@ -2082,13 +2082,13 @@
           <w:tab w:val="left" w:leader="dot" w:pos="5112"/>
         </w:tabs>
         <w:rPr>
-          <w:rFonts w:ascii="Poppins" w:hAnsi="Poppins" w:cs="Poppins"/>
-          <w:sz w:val="20"/>
-        </w:rPr>
-      </w:pPr>
-      <w:r>
-        <w:rPr>
-          <w:rFonts w:ascii="Poppins" w:hAnsi="Poppins" w:cs="Poppins"/>
+          <w:rFonts w:ascii="Poppins" w:hAnsi="Poppins" w:cs="Poppins" w:eastAsia="Poppins"/>
+          <w:sz w:val="20"/>
+        </w:rPr>
+      </w:pPr>
+      <w:r>
+        <w:rPr>
+          <w:rFonts w:ascii="Poppins" w:hAnsi="Poppins" w:cs="Poppins" w:eastAsia="Poppins"/>
           <w:sz w:val="20"/>
         </w:rPr>
         <w:t xml:space="preserve">Ha a szerződés egyes rendelkezései érvénytelenek lennének, a többi rendelkezés érvényességét ez nem érinti. </w:t>
@@ -2103,13 +2103,13 @@
         </w:tabs>
         <w:contextualSpacing/>
         <w:rPr>
-          <w:rFonts w:ascii="Poppins" w:hAnsi="Poppins" w:cs="Poppins"/>
-          <w:sz w:val="20"/>
-        </w:rPr>
-      </w:pPr>
-      <w:r>
-        <w:rPr>
-          <w:rFonts w:ascii="Poppins" w:hAnsi="Poppins" w:cs="Poppins"/>
+          <w:rFonts w:ascii="Poppins" w:hAnsi="Poppins" w:cs="Poppins" w:eastAsia="Poppins"/>
+          <w:sz w:val="20"/>
+        </w:rPr>
+      </w:pPr>
+      <w:r>
+        <w:rPr>
+          <w:rFonts w:ascii="Poppins" w:hAnsi="Poppins" w:cs="Poppins" w:eastAsia="Poppins"/>
           <w:sz w:val="20"/>
         </w:rPr>
         <w:t xml:space="preserve">Ez esetben felek egy érvényes rendelkezés megfogalmazásával – amely kifejezi a szerződési akaratot – helyettesítik a kieső pontot. Hasonló az eljárás az esetleges szerződési hiányosságokat érintően is. </w:t>
@@ -2124,7 +2124,7 @@
         </w:tabs>
         <w:contextualSpacing/>
         <w:rPr>
-          <w:rFonts w:ascii="Poppins" w:hAnsi="Poppins" w:cs="Poppins"/>
+          <w:rFonts w:ascii="Poppins" w:hAnsi="Poppins" w:cs="Poppins" w:eastAsia="Poppins"/>
           <w:sz w:val="20"/>
         </w:rPr>
       </w:pPr>
@@ -2139,27 +2139,27 @@
         <w:spacing w:before="240"/>
         <w:contextualSpacing/>
         <w:rPr>
-          <w:rFonts w:ascii="Poppins" w:hAnsi="Poppins" w:cs="Poppins"/>
-          <w:sz w:val="20"/>
-        </w:rPr>
-      </w:pPr>
-      <w:r>
-        <w:rPr>
-          <w:rFonts w:ascii="Poppins" w:hAnsi="Poppins" w:cs="Poppins"/>
+          <w:rFonts w:ascii="Poppins" w:hAnsi="Poppins" w:cs="Poppins" w:eastAsia="Poppins"/>
+          <w:sz w:val="20"/>
+        </w:rPr>
+      </w:pPr>
+      <w:r>
+        <w:rPr>
+          <w:rFonts w:ascii="Poppins" w:hAnsi="Poppins" w:cs="Poppins" w:eastAsia="Poppins"/>
           <w:sz w:val="20"/>
         </w:rPr>
         <w:t>1</w:t>
       </w:r>
       <w:r>
         <w:rPr>
-          <w:rFonts w:ascii="Poppins" w:hAnsi="Poppins" w:cs="Poppins"/>
+          <w:rFonts w:ascii="Poppins" w:hAnsi="Poppins" w:cs="Poppins" w:eastAsia="Poppins"/>
           <w:sz w:val="20"/>
         </w:rPr>
         <w:t>8</w:t>
       </w:r>
       <w:r>
         <w:rPr>
-          <w:rFonts w:ascii="Poppins" w:hAnsi="Poppins" w:cs="Poppins"/>
+          <w:rFonts w:ascii="Poppins" w:hAnsi="Poppins" w:cs="Poppins" w:eastAsia="Poppins"/>
           <w:sz w:val="20"/>
         </w:rPr>
         <w:t xml:space="preserve">) E munkaszerződésben nem szabályozott kérdésekben a Munka Törvénykönyve és végrehajtási rendeletei az irányadók. </w:t>
@@ -2175,41 +2175,41 @@
         <w:spacing w:before="240"/>
         <w:contextualSpacing/>
         <w:rPr>
-          <w:rFonts w:ascii="Poppins" w:hAnsi="Poppins" w:cs="Poppins"/>
-          <w:sz w:val="20"/>
-        </w:rPr>
-      </w:pPr>
-      <w:r>
-        <w:rPr>
-          <w:rFonts w:ascii="Poppins" w:hAnsi="Poppins" w:cs="Poppins"/>
+          <w:rFonts w:ascii="Poppins" w:hAnsi="Poppins" w:cs="Poppins" w:eastAsia="Poppins"/>
+          <w:sz w:val="20"/>
+        </w:rPr>
+      </w:pPr>
+      <w:r>
+        <w:rPr>
+          <w:rFonts w:ascii="Poppins" w:hAnsi="Poppins" w:cs="Poppins" w:eastAsia="Poppins"/>
           <w:sz w:val="20"/>
         </w:rPr>
         <w:t xml:space="preserve">A </w:t>
       </w:r>
       <w:r>
         <w:rPr>
-          <w:rFonts w:ascii="Poppins" w:hAnsi="Poppins" w:cs="Poppins"/>
+          <w:rFonts w:ascii="Poppins" w:hAnsi="Poppins" w:cs="Poppins" w:eastAsia="Poppins"/>
           <w:sz w:val="20"/>
         </w:rPr>
         <w:t>Szerződő f</w:t>
       </w:r>
       <w:r>
         <w:rPr>
-          <w:rFonts w:ascii="Poppins" w:hAnsi="Poppins" w:cs="Poppins"/>
+          <w:rFonts w:ascii="Poppins" w:hAnsi="Poppins" w:cs="Poppins" w:eastAsia="Poppins"/>
           <w:sz w:val="20"/>
         </w:rPr>
         <w:t xml:space="preserve">elek jelen szerződésükkel kapcsolatban felmerülő vitáikat, amely a szerződés megszegésével, megszűnésével, érvényességével, vagy értelmezésével kapcsolatban keletkezik, békés tárgyaláson kívánják rendezni. Jogvita esetén a szerződő felek a Szegedi </w:t>
       </w:r>
       <w:r>
         <w:rPr>
-          <w:rFonts w:ascii="Poppins" w:hAnsi="Poppins" w:cs="Poppins"/>
+          <w:rFonts w:ascii="Poppins" w:hAnsi="Poppins" w:cs="Poppins" w:eastAsia="Poppins"/>
           <w:sz w:val="20"/>
         </w:rPr>
         <w:t>Törvényszék</w:t>
       </w:r>
       <w:r>
         <w:rPr>
-          <w:rFonts w:ascii="Poppins" w:hAnsi="Poppins" w:cs="Poppins"/>
+          <w:rFonts w:ascii="Poppins" w:hAnsi="Poppins" w:cs="Poppins" w:eastAsia="Poppins"/>
           <w:sz w:val="20"/>
         </w:rPr>
         <w:t xml:space="preserve"> illetékességét kötik ki.</w:t>
@@ -2225,7 +2225,7 @@
         <w:spacing w:before="240"/>
         <w:contextualSpacing/>
         <w:rPr>
-          <w:rFonts w:ascii="Poppins" w:hAnsi="Poppins" w:cs="Poppins"/>
+          <w:rFonts w:ascii="Poppins" w:hAnsi="Poppins" w:cs="Poppins" w:eastAsia="Poppins"/>
           <w:sz w:val="20"/>
         </w:rPr>
       </w:pPr>
@@ -2240,13 +2240,13 @@
         <w:spacing w:before="240"/>
         <w:contextualSpacing/>
         <w:rPr>
-          <w:rFonts w:ascii="Poppins" w:hAnsi="Poppins" w:cs="Poppins"/>
-          <w:sz w:val="20"/>
-        </w:rPr>
-      </w:pPr>
-      <w:r>
-        <w:rPr>
-          <w:rFonts w:ascii="Poppins" w:hAnsi="Poppins" w:cs="Poppins"/>
+          <w:rFonts w:ascii="Poppins" w:hAnsi="Poppins" w:cs="Poppins" w:eastAsia="Poppins"/>
+          <w:sz w:val="20"/>
+        </w:rPr>
+      </w:pPr>
+      <w:r>
+        <w:rPr>
+          <w:rFonts w:ascii="Poppins" w:hAnsi="Poppins" w:cs="Poppins" w:eastAsia="Poppins"/>
           <w:sz w:val="20"/>
         </w:rPr>
         <w:t>19) A munkavállaló kijelenti, hogy jelen munkaszerződés kapcsolatos jogaival tisztában van, a jelen okiratot ezek teljes tudatában írja alá.  A munkavállaló kijelenti, hogy a munkáltató megfelelő időt és konzultációs lehetőséget biztosított számára a jelen szerződés feltételeinek megfontolására, így a jelen okiratban foglaltak szerződési akaratának megfelelnek.</w:t>
@@ -2256,29 +2256,29 @@
       <w:pPr>
         <w:jc w:val="both"/>
         <w:rPr>
-          <w:rFonts w:ascii="Poppins" w:hAnsi="Poppins" w:cs="Poppins"/>
-          <w:sz w:val="20"/>
-        </w:rPr>
-      </w:pPr>
-    </w:p>
-    <w:p>
-      <w:pPr>
-        <w:jc w:val="both"/>
-        <w:rPr>
-          <w:rFonts w:ascii="Poppins" w:hAnsi="Poppins" w:cs="Poppins"/>
-          <w:sz w:val="20"/>
-        </w:rPr>
-      </w:pPr>
-      <w:r>
-        <w:rPr>
-          <w:rFonts w:ascii="Poppins" w:hAnsi="Poppins" w:cs="Poppins"/>
+          <w:rFonts w:ascii="Poppins" w:hAnsi="Poppins" w:cs="Poppins" w:eastAsia="Poppins"/>
+          <w:sz w:val="20"/>
+        </w:rPr>
+      </w:pPr>
+    </w:p>
+    <w:p>
+      <w:pPr>
+        <w:jc w:val="both"/>
+        <w:rPr>
+          <w:rFonts w:ascii="Poppins" w:hAnsi="Poppins" w:cs="Poppins" w:eastAsia="Poppins"/>
+          <w:sz w:val="20"/>
+        </w:rPr>
+      </w:pPr>
+      <w:r>
+        <w:rPr>
+          <w:rFonts w:ascii="Poppins" w:hAnsi="Poppins" w:cs="Poppins" w:eastAsia="Poppins"/>
           <w:sz w:val="20"/>
         </w:rPr>
         <w:t>20</w:t>
       </w:r>
       <w:r>
         <w:rPr>
-          <w:rFonts w:ascii="Poppins" w:hAnsi="Poppins" w:cs="Poppins"/>
+          <w:rFonts w:ascii="Poppins" w:hAnsi="Poppins" w:cs="Poppins" w:eastAsia="Poppins"/>
           <w:sz w:val="20"/>
         </w:rPr>
         <w:t xml:space="preserve">) Jelen szerződés kettő példányban készült, annak egy eredeti példányát a munkavállaló a szerződés aláírásával egyidejűleg átvette. </w:t>
@@ -2288,72 +2288,72 @@
       <w:pPr>
         <w:jc w:val="both"/>
         <w:rPr>
-          <w:rFonts w:ascii="Poppins" w:hAnsi="Poppins" w:cs="Poppins"/>
-          <w:sz w:val="20"/>
-        </w:rPr>
-      </w:pPr>
-    </w:p>
-    <w:p>
-      <w:pPr>
-        <w:jc w:val="both"/>
-        <w:rPr>
-          <w:rFonts w:ascii="Poppins" w:hAnsi="Poppins" w:cs="Poppins"/>
-          <w:sz w:val="20"/>
-        </w:rPr>
-      </w:pPr>
-    </w:p>
-    <w:p>
-      <w:pPr>
-        <w:jc w:val="both"/>
-        <w:rPr>
-          <w:rFonts w:ascii="Poppins" w:hAnsi="Poppins" w:cs="Poppins"/>
-          <w:sz w:val="20"/>
-        </w:rPr>
-      </w:pPr>
-    </w:p>
-    <w:p>
-      <w:pPr>
-        <w:jc w:val="both"/>
-        <w:rPr>
-          <w:rFonts w:ascii="Poppins" w:hAnsi="Poppins" w:cs="Poppins"/>
-          <w:sz w:val="20"/>
-        </w:rPr>
-      </w:pPr>
-    </w:p>
-    <w:p>
-      <w:pPr>
-        <w:jc w:val="both"/>
-        <w:rPr>
-          <w:rFonts w:ascii="Poppins" w:hAnsi="Poppins" w:cs="Poppins"/>
-          <w:sz w:val="20"/>
-        </w:rPr>
-      </w:pPr>
-    </w:p>
-    <w:p>
-      <w:pPr>
-        <w:jc w:val="both"/>
-        <w:rPr>
-          <w:rFonts w:ascii="Poppins" w:hAnsi="Poppins" w:cs="Poppins"/>
-          <w:sz w:val="20"/>
-        </w:rPr>
-      </w:pPr>
-      <w:r>
-        <w:rPr>
-          <w:rFonts w:ascii="Poppins" w:hAnsi="Poppins" w:cs="Poppins"/>
+          <w:rFonts w:ascii="Poppins" w:hAnsi="Poppins" w:cs="Poppins" w:eastAsia="Poppins"/>
+          <w:sz w:val="20"/>
+        </w:rPr>
+      </w:pPr>
+    </w:p>
+    <w:p>
+      <w:pPr>
+        <w:jc w:val="both"/>
+        <w:rPr>
+          <w:rFonts w:ascii="Poppins" w:hAnsi="Poppins" w:cs="Poppins" w:eastAsia="Poppins"/>
+          <w:sz w:val="20"/>
+        </w:rPr>
+      </w:pPr>
+    </w:p>
+    <w:p>
+      <w:pPr>
+        <w:jc w:val="both"/>
+        <w:rPr>
+          <w:rFonts w:ascii="Poppins" w:hAnsi="Poppins" w:cs="Poppins" w:eastAsia="Poppins"/>
+          <w:sz w:val="20"/>
+        </w:rPr>
+      </w:pPr>
+    </w:p>
+    <w:p>
+      <w:pPr>
+        <w:jc w:val="both"/>
+        <w:rPr>
+          <w:rFonts w:ascii="Poppins" w:hAnsi="Poppins" w:cs="Poppins" w:eastAsia="Poppins"/>
+          <w:sz w:val="20"/>
+        </w:rPr>
+      </w:pPr>
+    </w:p>
+    <w:p>
+      <w:pPr>
+        <w:jc w:val="both"/>
+        <w:rPr>
+          <w:rFonts w:ascii="Poppins" w:hAnsi="Poppins" w:cs="Poppins" w:eastAsia="Poppins"/>
+          <w:sz w:val="20"/>
+        </w:rPr>
+      </w:pPr>
+    </w:p>
+    <w:p>
+      <w:pPr>
+        <w:jc w:val="both"/>
+        <w:rPr>
+          <w:rFonts w:ascii="Poppins" w:hAnsi="Poppins" w:cs="Poppins" w:eastAsia="Poppins"/>
+          <w:sz w:val="20"/>
+        </w:rPr>
+      </w:pPr>
+      <w:r>
+        <w:rPr>
+          <w:rFonts w:ascii="Poppins" w:hAnsi="Poppins" w:cs="Poppins" w:eastAsia="Poppins"/>
           <w:sz w:val="20"/>
         </w:rPr>
         <w:t xml:space="preserve">Szerződő felek e </w:t>
       </w:r>
       <w:r>
         <w:rPr>
-          <w:rFonts w:ascii="Poppins" w:hAnsi="Poppins" w:cs="Poppins"/>
+          <w:rFonts w:ascii="Poppins" w:hAnsi="Poppins" w:cs="Poppins" w:eastAsia="Poppins"/>
           <w:sz w:val="20"/>
         </w:rPr>
         <w:t>20</w:t>
       </w:r>
       <w:r>
         <w:rPr>
-          <w:rFonts w:ascii="Poppins" w:hAnsi="Poppins" w:cs="Poppins"/>
+          <w:rFonts w:ascii="Poppins" w:hAnsi="Poppins" w:cs="Poppins" w:eastAsia="Poppins"/>
           <w:sz w:val="20"/>
         </w:rPr>
         <w:t>) pontot tartalmazó szerződést átolvasták, és mint akaratukkal mindenben egyezőt helybenhagyóan aláírták.</w:t>
@@ -2363,38 +2363,38 @@
       <w:pPr>
         <w:jc w:val="both"/>
         <w:rPr>
-          <w:rFonts w:ascii="Poppins" w:hAnsi="Poppins" w:cs="Poppins"/>
-          <w:sz w:val="20"/>
-        </w:rPr>
-      </w:pPr>
-    </w:p>
-    <w:p>
-      <w:pPr>
-        <w:jc w:val="both"/>
-        <w:rPr>
-          <w:rFonts w:ascii="Poppins" w:hAnsi="Poppins" w:cs="Poppins"/>
-          <w:sz w:val="20"/>
-        </w:rPr>
-      </w:pPr>
-    </w:p>
-    <w:p>
-      <w:pPr>
-        <w:jc w:val="both"/>
-        <w:rPr>
-          <w:rFonts w:ascii="Poppins" w:hAnsi="Poppins" w:cs="Poppins"/>
-          <w:sz w:val="20"/>
-        </w:rPr>
-      </w:pPr>
-      <w:r>
-        <w:rPr>
-          <w:rFonts w:ascii="Poppins" w:hAnsi="Poppins" w:cs="Poppins"/>
+          <w:rFonts w:ascii="Poppins" w:hAnsi="Poppins" w:cs="Poppins" w:eastAsia="Poppins"/>
+          <w:sz w:val="20"/>
+        </w:rPr>
+      </w:pPr>
+    </w:p>
+    <w:p>
+      <w:pPr>
+        <w:jc w:val="both"/>
+        <w:rPr>
+          <w:rFonts w:ascii="Poppins" w:hAnsi="Poppins" w:cs="Poppins" w:eastAsia="Poppins"/>
+          <w:sz w:val="20"/>
+        </w:rPr>
+      </w:pPr>
+    </w:p>
+    <w:p>
+      <w:pPr>
+        <w:jc w:val="both"/>
+        <w:rPr>
+          <w:rFonts w:ascii="Poppins" w:hAnsi="Poppins" w:cs="Poppins" w:eastAsia="Poppins"/>
+          <w:sz w:val="20"/>
+        </w:rPr>
+      </w:pPr>
+      <w:r>
+        <w:rPr>
+          <w:rFonts w:ascii="Poppins" w:hAnsi="Poppins" w:cs="Poppins" w:eastAsia="Poppins"/>
           <w:sz w:val="20"/>
         </w:rPr>
         <w:t xml:space="preserve">Szeged, </w:t>
       </w:r>
       <w:r>
         <w:rPr>
-          <w:rFonts w:ascii="Poppins" w:hAnsi="Poppins" w:cs="Poppins"/>
+          <w:rFonts w:ascii="Poppins" w:hAnsi="Poppins" w:cs="Poppins" w:eastAsia="Poppins"/>
           <w:sz w:val="20"/>
           <w:highlight w:val="yellow"/>
         </w:rPr>
@@ -2402,7 +2402,7 @@
       </w:r>
       <w:r>
         <w:rPr>
-          <w:rFonts w:ascii="Poppins" w:hAnsi="Poppins" w:cs="Poppins"/>
+          <w:rFonts w:ascii="Poppins" w:hAnsi="Poppins" w:cs="Poppins" w:eastAsia="Poppins"/>
           <w:sz w:val="20"/>
           <w:highlight w:val="yellow"/>
         </w:rPr>
@@ -2410,14 +2410,14 @@
       </w:r>
       <w:r>
         <w:rPr>
-          <w:rFonts w:ascii="Poppins" w:hAnsi="Poppins" w:cs="Poppins"/>
+          <w:rFonts w:ascii="Poppins" w:hAnsi="Poppins" w:cs="Poppins" w:eastAsia="Poppins"/>
           <w:sz w:val="20"/>
         </w:rPr>
         <w:t xml:space="preserve"> </w:t>
       </w:r>
       <w:r>
         <w:rPr>
-          <w:rFonts w:ascii="Poppins" w:hAnsi="Poppins" w:cs="Poppins"/>
+          <w:rFonts w:ascii="Poppins" w:hAnsi="Poppins" w:cs="Poppins" w:eastAsia="Poppins"/>
           <w:sz w:val="20"/>
         </w:rPr>
         <w:t>napján.</w:t>
@@ -2427,16 +2427,16 @@
       <w:pPr>
         <w:jc w:val="both"/>
         <w:rPr>
-          <w:rFonts w:ascii="Poppins" w:hAnsi="Poppins" w:cs="Poppins"/>
-          <w:sz w:val="20"/>
-        </w:rPr>
-      </w:pPr>
-    </w:p>
-    <w:p>
-      <w:pPr>
-        <w:jc w:val="both"/>
-        <w:rPr>
-          <w:rFonts w:ascii="Poppins" w:hAnsi="Poppins" w:cs="Poppins"/>
+          <w:rFonts w:ascii="Poppins" w:hAnsi="Poppins" w:cs="Poppins" w:eastAsia="Poppins"/>
+          <w:sz w:val="20"/>
+        </w:rPr>
+      </w:pPr>
+    </w:p>
+    <w:p>
+      <w:pPr>
+        <w:jc w:val="both"/>
+        <w:rPr>
+          <w:rFonts w:ascii="Poppins" w:hAnsi="Poppins" w:cs="Poppins" w:eastAsia="Poppins"/>
           <w:sz w:val="20"/>
         </w:rPr>
       </w:pPr>
@@ -2445,7 +2445,7 @@
       <w:pPr>
         <w:jc w:val="center"/>
         <w:rPr>
-          <w:rFonts w:ascii="Poppins" w:hAnsi="Poppins" w:cs="Poppins"/>
+          <w:rFonts w:ascii="Poppins" w:hAnsi="Poppins" w:cs="Poppins" w:eastAsia="Poppins"/>
           <w:sz w:val="20"/>
         </w:rPr>
       </w:pPr>
@@ -2454,13 +2454,13 @@
       <w:pPr>
         <w:jc w:val="center"/>
         <w:rPr>
-          <w:rFonts w:ascii="Poppins" w:hAnsi="Poppins" w:cs="Poppins"/>
-          <w:sz w:val="20"/>
-        </w:rPr>
-      </w:pPr>
-      <w:r>
-        <w:rPr>
-          <w:rFonts w:ascii="Poppins" w:hAnsi="Poppins" w:cs="Poppins"/>
+          <w:rFonts w:ascii="Poppins" w:hAnsi="Poppins" w:cs="Poppins" w:eastAsia="Poppins"/>
+          <w:sz w:val="20"/>
+        </w:rPr>
+      </w:pPr>
+      <w:r>
+        <w:rPr>
+          <w:rFonts w:ascii="Poppins" w:hAnsi="Poppins" w:cs="Poppins" w:eastAsia="Poppins"/>
           <w:sz w:val="20"/>
         </w:rPr>
         <w:t>P.H.</w:t>
@@ -2470,16 +2470,16 @@
       <w:pPr>
         <w:jc w:val="both"/>
         <w:rPr>
-          <w:rFonts w:ascii="Poppins" w:hAnsi="Poppins" w:cs="Poppins"/>
-          <w:sz w:val="20"/>
-        </w:rPr>
-      </w:pPr>
-    </w:p>
-    <w:p>
-      <w:pPr>
-        <w:jc w:val="both"/>
-        <w:rPr>
-          <w:rFonts w:ascii="Poppins" w:hAnsi="Poppins" w:cs="Poppins"/>
+          <w:rFonts w:ascii="Poppins" w:hAnsi="Poppins" w:cs="Poppins" w:eastAsia="Poppins"/>
+          <w:sz w:val="20"/>
+        </w:rPr>
+      </w:pPr>
+    </w:p>
+    <w:p>
+      <w:pPr>
+        <w:jc w:val="both"/>
+        <w:rPr>
+          <w:rFonts w:ascii="Poppins" w:hAnsi="Poppins" w:cs="Poppins" w:eastAsia="Poppins"/>
           <w:sz w:val="20"/>
         </w:rPr>
       </w:pPr>
@@ -2513,13 +2513,13 @@
               <w:ind w:left="57" w:right="57"/>
               <w:jc w:val="center"/>
               <w:rPr>
-                <w:rFonts w:ascii="Poppins" w:hAnsi="Poppins" w:cs="Poppins"/>
+                <w:rFonts w:ascii="Poppins" w:hAnsi="Poppins" w:cs="Poppins" w:eastAsia="Poppins"/>
                 <w:sz w:val="20"/>
               </w:rPr>
             </w:pPr>
             <w:r>
               <w:rPr>
-                <w:rFonts w:ascii="Poppins" w:hAnsi="Poppins" w:cs="Poppins"/>
+                <w:rFonts w:ascii="Poppins" w:hAnsi="Poppins" w:cs="Poppins" w:eastAsia="Poppins"/>
                 <w:sz w:val="20"/>
               </w:rPr>
               <w:t>....................................................</w:t>
@@ -2537,13 +2537,13 @@
               <w:ind w:left="57" w:right="57"/>
               <w:jc w:val="center"/>
               <w:rPr>
-                <w:rFonts w:ascii="Poppins" w:hAnsi="Poppins" w:cs="Poppins"/>
+                <w:rFonts w:ascii="Poppins" w:hAnsi="Poppins" w:cs="Poppins" w:eastAsia="Poppins"/>
                 <w:sz w:val="20"/>
               </w:rPr>
             </w:pPr>
             <w:r>
               <w:rPr>
-                <w:rFonts w:ascii="Poppins" w:hAnsi="Poppins" w:cs="Poppins"/>
+                <w:rFonts w:ascii="Poppins" w:hAnsi="Poppins" w:cs="Poppins" w:eastAsia="Poppins"/>
                 <w:sz w:val="20"/>
               </w:rPr>
               <w:t>....................................................</w:t>
@@ -2566,20 +2566,20 @@
               <w:ind w:left="57" w:right="57"/>
               <w:jc w:val="center"/>
               <w:rPr>
-                <w:rFonts w:ascii="Poppins" w:hAnsi="Poppins" w:cs="Poppins"/>
+                <w:rFonts w:ascii="Poppins" w:hAnsi="Poppins" w:cs="Poppins" w:eastAsia="Poppins"/>
                 <w:sz w:val="20"/>
               </w:rPr>
             </w:pPr>
             <w:r>
               <w:rPr>
-                <w:rFonts w:ascii="Poppins" w:hAnsi="Poppins" w:cs="Poppins"/>
+                <w:rFonts w:ascii="Poppins" w:hAnsi="Poppins" w:cs="Poppins" w:eastAsia="Poppins"/>
                 <w:sz w:val="20"/>
               </w:rPr>
               <w:t>Munkáltató</w:t>
             </w:r>
             <w:r>
               <w:rPr>
-                <w:rFonts w:ascii="Poppins" w:hAnsi="Poppins" w:cs="Poppins"/>
+                <w:rFonts w:ascii="Poppins" w:hAnsi="Poppins" w:cs="Poppins" w:eastAsia="Poppins"/>
                 <w:sz w:val="20"/>
               </w:rPr>
               <w:t>i jogkör gyakorlója</w:t>
@@ -2597,13 +2597,13 @@
               <w:ind w:left="57" w:right="57"/>
               <w:jc w:val="center"/>
               <w:rPr>
-                <w:rFonts w:ascii="Poppins" w:hAnsi="Poppins" w:cs="Poppins"/>
+                <w:rFonts w:ascii="Poppins" w:hAnsi="Poppins" w:cs="Poppins" w:eastAsia="Poppins"/>
                 <w:sz w:val="20"/>
               </w:rPr>
             </w:pPr>
             <w:r>
               <w:rPr>
-                <w:rFonts w:ascii="Poppins" w:hAnsi="Poppins" w:cs="Poppins"/>
+                <w:rFonts w:ascii="Poppins" w:hAnsi="Poppins" w:cs="Poppins" w:eastAsia="Poppins"/>
                 <w:sz w:val="20"/>
               </w:rPr>
               <w:t>Munkavállaló</w:t>
@@ -2616,34 +2616,34 @@
       <w:pPr>
         <w:jc w:val="both"/>
         <w:rPr>
-          <w:rFonts w:ascii="Poppins" w:hAnsi="Poppins" w:cs="Poppins"/>
-          <w:sz w:val="20"/>
-        </w:rPr>
-      </w:pPr>
-    </w:p>
-    <w:p>
-      <w:pPr>
-        <w:jc w:val="both"/>
-        <w:rPr>
-          <w:rFonts w:ascii="Poppins" w:hAnsi="Poppins" w:cs="Poppins"/>
-          <w:sz w:val="20"/>
-        </w:rPr>
-      </w:pPr>
-    </w:p>
-    <w:p>
-      <w:pPr>
-        <w:jc w:val="both"/>
-        <w:rPr>
-          <w:rFonts w:ascii="Poppins" w:hAnsi="Poppins" w:cs="Poppins"/>
-          <w:sz w:val="20"/>
-        </w:rPr>
-      </w:pPr>
-    </w:p>
-    <w:p>
-      <w:pPr>
-        <w:jc w:val="both"/>
-        <w:rPr>
-          <w:rFonts w:ascii="Poppins" w:hAnsi="Poppins" w:cs="Poppins"/>
+          <w:rFonts w:ascii="Poppins" w:hAnsi="Poppins" w:cs="Poppins" w:eastAsia="Poppins"/>
+          <w:sz w:val="20"/>
+        </w:rPr>
+      </w:pPr>
+    </w:p>
+    <w:p>
+      <w:pPr>
+        <w:jc w:val="both"/>
+        <w:rPr>
+          <w:rFonts w:ascii="Poppins" w:hAnsi="Poppins" w:cs="Poppins" w:eastAsia="Poppins"/>
+          <w:sz w:val="20"/>
+        </w:rPr>
+      </w:pPr>
+    </w:p>
+    <w:p>
+      <w:pPr>
+        <w:jc w:val="both"/>
+        <w:rPr>
+          <w:rFonts w:ascii="Poppins" w:hAnsi="Poppins" w:cs="Poppins" w:eastAsia="Poppins"/>
+          <w:sz w:val="20"/>
+        </w:rPr>
+      </w:pPr>
+    </w:p>
+    <w:p>
+      <w:pPr>
+        <w:jc w:val="both"/>
+        <w:rPr>
+          <w:rFonts w:ascii="Poppins" w:hAnsi="Poppins" w:cs="Poppins" w:eastAsia="Poppins"/>
           <w:sz w:val="20"/>
         </w:rPr>
       </w:pPr>
@@ -2805,7 +2805,7 @@
     <w:pPr>
       <w:pStyle w:val="llb"/>
       <w:rPr>
-        <w:rFonts w:ascii="Verdana" w:hAnsi="Verdana" w:cs="Verdana"/>
+        <w:rFonts w:ascii="Poppins" w:hAnsi="Poppins" w:cs="Poppins" w:eastAsia="Poppins"/>
         <w:sz w:val="20"/>
       </w:rPr>
     </w:pPr>
@@ -2839,14 +2839,14 @@
       <w:pStyle w:val="lfej"/>
       <w:contextualSpacing/>
       <w:rPr>
-        <w:rFonts w:ascii="Verdana" w:hAnsi="Verdana" w:cs="Verdana"/>
+        <w:rFonts w:ascii="Poppins" w:hAnsi="Poppins" w:cs="Poppins" w:eastAsia="Poppins"/>
         <w:sz w:val="16"/>
         <w:szCs w:val="16"/>
       </w:rPr>
     </w:pPr>
     <w:r>
       <w:rPr>
-        <w:rFonts w:ascii="Verdana" w:hAnsi="Verdana" w:cs="Verdana"/>
+        <w:rFonts w:ascii="Poppins" w:hAnsi="Poppins" w:cs="Poppins" w:eastAsia="Poppins"/>
         <w:sz w:val="16"/>
         <w:szCs w:val="16"/>
       </w:rPr>
@@ -2861,7 +2861,7 @@
     <w:proofErr w:type="spellStart"/>
     <w:r>
       <w:rPr>
-        <w:rFonts w:ascii="Verdana" w:hAnsi="Verdana" w:cs="Verdana"/>
+        <w:rFonts w:ascii="Poppins" w:hAnsi="Poppins" w:cs="Poppins" w:eastAsia="Poppins"/>
         <w:sz w:val="16"/>
         <w:szCs w:val="16"/>
       </w:rPr>
@@ -2870,7 +2870,7 @@
     <w:proofErr w:type="spellEnd"/>
     <w:r>
       <w:rPr>
-        <w:rFonts w:ascii="Verdana" w:hAnsi="Verdana" w:cs="Verdana"/>
+        <w:rFonts w:ascii="Poppins" w:hAnsi="Poppins" w:cs="Poppins" w:eastAsia="Poppins"/>
         <w:sz w:val="16"/>
         <w:szCs w:val="16"/>
       </w:rPr>
@@ -2884,7 +2884,7 @@
     </w:pPr>
     <w:r>
       <w:rPr>
-        <w:rFonts w:ascii="Verdana" w:hAnsi="Verdana" w:cs="Verdana"/>
+        <w:rFonts w:ascii="Poppins" w:hAnsi="Poppins" w:cs="Poppins" w:eastAsia="Poppins"/>
         <w:sz w:val="16"/>
         <w:szCs w:val="16"/>
       </w:rPr>
@@ -3036,7 +3036,7 @@
         <w:ind w:left="720" w:hanging="360"/>
       </w:pPr>
       <w:rPr>
-        <w:rFonts w:ascii="Verdana" w:hAnsi="Verdana" w:hint="default"/>
+        <w:rFonts w:ascii="Poppins" w:hAnsi="Poppins" w:hint="default" w:eastAsia="Poppins" w:cs="Poppins"/>
         <w:sz w:val="20"/>
       </w:rPr>
     </w:lvl>
@@ -3054,7 +3054,7 @@
         <w:ind w:left="720" w:hanging="360"/>
       </w:pPr>
       <w:rPr>
-        <w:rFonts w:ascii="Symbol" w:hAnsi="Symbol" w:hint="default"/>
+        <w:rFonts w:ascii="Poppins" w:hAnsi="Poppins" w:hint="default" w:eastAsia="Poppins" w:cs="Poppins"/>
       </w:rPr>
     </w:lvl>
     <w:lvl w:ilvl="1" w:tplc="040E0003" w:tentative="1">
@@ -3066,7 +3066,7 @@
         <w:ind w:left="1440" w:hanging="360"/>
       </w:pPr>
       <w:rPr>
-        <w:rFonts w:ascii="Courier New" w:hAnsi="Courier New" w:cs="Courier New" w:hint="default"/>
+        <w:rFonts w:ascii="Poppins" w:hAnsi="Poppins" w:cs="Poppins" w:hint="default" w:eastAsia="Poppins"/>
       </w:rPr>
     </w:lvl>
     <w:lvl w:ilvl="2" w:tplc="040E0005" w:tentative="1">
@@ -3078,7 +3078,7 @@
         <w:ind w:left="2160" w:hanging="360"/>
       </w:pPr>
       <w:rPr>
-        <w:rFonts w:ascii="Wingdings" w:hAnsi="Wingdings" w:hint="default"/>
+        <w:rFonts w:ascii="Poppins" w:hAnsi="Poppins" w:hint="default" w:eastAsia="Poppins" w:cs="Poppins"/>
       </w:rPr>
     </w:lvl>
     <w:lvl w:ilvl="3" w:tplc="040E0001" w:tentative="1">
@@ -3090,7 +3090,7 @@
         <w:ind w:left="2880" w:hanging="360"/>
       </w:pPr>
       <w:rPr>
-        <w:rFonts w:ascii="Symbol" w:hAnsi="Symbol" w:hint="default"/>
+        <w:rFonts w:ascii="Poppins" w:hAnsi="Poppins" w:hint="default" w:eastAsia="Poppins" w:cs="Poppins"/>
       </w:rPr>
     </w:lvl>
     <w:lvl w:ilvl="4" w:tplc="040E0003" w:tentative="1">
@@ -3102,7 +3102,7 @@
         <w:ind w:left="3600" w:hanging="360"/>
       </w:pPr>
       <w:rPr>
-        <w:rFonts w:ascii="Courier New" w:hAnsi="Courier New" w:cs="Courier New" w:hint="default"/>
+        <w:rFonts w:ascii="Poppins" w:hAnsi="Poppins" w:cs="Poppins" w:hint="default" w:eastAsia="Poppins"/>
       </w:rPr>
     </w:lvl>
     <w:lvl w:ilvl="5" w:tplc="040E0005" w:tentative="1">
@@ -3114,7 +3114,7 @@
         <w:ind w:left="4320" w:hanging="360"/>
       </w:pPr>
       <w:rPr>
-        <w:rFonts w:ascii="Wingdings" w:hAnsi="Wingdings" w:hint="default"/>
+        <w:rFonts w:ascii="Poppins" w:hAnsi="Poppins" w:hint="default" w:eastAsia="Poppins" w:cs="Poppins"/>
       </w:rPr>
     </w:lvl>
     <w:lvl w:ilvl="6" w:tplc="040E0001" w:tentative="1">
@@ -3126,7 +3126,7 @@
         <w:ind w:left="5040" w:hanging="360"/>
       </w:pPr>
       <w:rPr>
-        <w:rFonts w:ascii="Symbol" w:hAnsi="Symbol" w:hint="default"/>
+        <w:rFonts w:ascii="Poppins" w:hAnsi="Poppins" w:hint="default" w:eastAsia="Poppins" w:cs="Poppins"/>
       </w:rPr>
     </w:lvl>
     <w:lvl w:ilvl="7" w:tplc="040E0003" w:tentative="1">
@@ -3138,7 +3138,7 @@
         <w:ind w:left="5760" w:hanging="360"/>
       </w:pPr>
       <w:rPr>
-        <w:rFonts w:ascii="Courier New" w:hAnsi="Courier New" w:cs="Courier New" w:hint="default"/>
+        <w:rFonts w:ascii="Poppins" w:hAnsi="Poppins" w:cs="Poppins" w:hint="default" w:eastAsia="Poppins"/>
       </w:rPr>
     </w:lvl>
     <w:lvl w:ilvl="8" w:tplc="040E0005" w:tentative="1">
@@ -3150,7 +3150,7 @@
         <w:ind w:left="6480" w:hanging="360"/>
       </w:pPr>
       <w:rPr>
-        <w:rFonts w:ascii="Wingdings" w:hAnsi="Wingdings" w:hint="default"/>
+        <w:rFonts w:ascii="Poppins" w:hAnsi="Poppins" w:hint="default" w:eastAsia="Poppins" w:cs="Poppins"/>
       </w:rPr>
     </w:lvl>
   </w:abstractNum>
@@ -3339,7 +3339,7 @@
         <w:ind w:left="720" w:hanging="360"/>
       </w:pPr>
       <w:rPr>
-        <w:rFonts w:ascii="Courier New" w:eastAsia="Courier New" w:hAnsi="Courier New" w:cs="Courier New" w:hint="default"/>
+        <w:rFonts w:ascii="Poppins" w:eastAsia="Poppins" w:hAnsi="Poppins" w:cs="Poppins" w:hint="default"/>
       </w:rPr>
     </w:lvl>
     <w:lvl w:ilvl="1" w:tplc="040E0003" w:tentative="1">
@@ -3351,7 +3351,7 @@
         <w:ind w:left="1440" w:hanging="360"/>
       </w:pPr>
       <w:rPr>
-        <w:rFonts w:ascii="Courier New" w:hAnsi="Courier New" w:cs="Courier New" w:hint="default"/>
+        <w:rFonts w:ascii="Poppins" w:hAnsi="Poppins" w:cs="Poppins" w:hint="default" w:eastAsia="Poppins"/>
       </w:rPr>
     </w:lvl>
     <w:lvl w:ilvl="2" w:tplc="040E0005" w:tentative="1">
@@ -3363,7 +3363,7 @@
         <w:ind w:left="2160" w:hanging="360"/>
       </w:pPr>
       <w:rPr>
-        <w:rFonts w:ascii="Wingdings" w:hAnsi="Wingdings" w:hint="default"/>
+        <w:rFonts w:ascii="Poppins" w:hAnsi="Poppins" w:hint="default" w:eastAsia="Poppins" w:cs="Poppins"/>
       </w:rPr>
     </w:lvl>
     <w:lvl w:ilvl="3" w:tplc="040E0001" w:tentative="1">
@@ -3375,7 +3375,7 @@
         <w:ind w:left="2880" w:hanging="360"/>
       </w:pPr>
       <w:rPr>
-        <w:rFonts w:ascii="Symbol" w:hAnsi="Symbol" w:hint="default"/>
+        <w:rFonts w:ascii="Poppins" w:hAnsi="Poppins" w:hint="default" w:eastAsia="Poppins" w:cs="Poppins"/>
       </w:rPr>
     </w:lvl>
     <w:lvl w:ilvl="4" w:tplc="040E0003" w:tentative="1">
@@ -3387,7 +3387,7 @@
         <w:ind w:left="3600" w:hanging="360"/>
       </w:pPr>
       <w:rPr>
-        <w:rFonts w:ascii="Courier New" w:hAnsi="Courier New" w:cs="Courier New" w:hint="default"/>
+        <w:rFonts w:ascii="Poppins" w:hAnsi="Poppins" w:cs="Poppins" w:hint="default" w:eastAsia="Poppins"/>
       </w:rPr>
     </w:lvl>
     <w:lvl w:ilvl="5" w:tplc="040E0005" w:tentative="1">
@@ -3399,7 +3399,7 @@
         <w:ind w:left="4320" w:hanging="360"/>
       </w:pPr>
       <w:rPr>
-        <w:rFonts w:ascii="Wingdings" w:hAnsi="Wingdings" w:hint="default"/>
+        <w:rFonts w:ascii="Poppins" w:hAnsi="Poppins" w:hint="default" w:eastAsia="Poppins" w:cs="Poppins"/>
       </w:rPr>
     </w:lvl>
     <w:lvl w:ilvl="6" w:tplc="040E0001" w:tentative="1">
@@ -3411,7 +3411,7 @@
         <w:ind w:left="5040" w:hanging="360"/>
       </w:pPr>
       <w:rPr>
-        <w:rFonts w:ascii="Symbol" w:hAnsi="Symbol" w:hint="default"/>
+        <w:rFonts w:ascii="Poppins" w:hAnsi="Poppins" w:hint="default" w:eastAsia="Poppins" w:cs="Poppins"/>
       </w:rPr>
     </w:lvl>
     <w:lvl w:ilvl="7" w:tplc="040E0003" w:tentative="1">
@@ -3423,7 +3423,7 @@
         <w:ind w:left="5760" w:hanging="360"/>
       </w:pPr>
       <w:rPr>
-        <w:rFonts w:ascii="Courier New" w:hAnsi="Courier New" w:cs="Courier New" w:hint="default"/>
+        <w:rFonts w:ascii="Poppins" w:hAnsi="Poppins" w:cs="Poppins" w:hint="default" w:eastAsia="Poppins"/>
       </w:rPr>
     </w:lvl>
     <w:lvl w:ilvl="8" w:tplc="040E0005" w:tentative="1">
@@ -3435,7 +3435,7 @@
         <w:ind w:left="6480" w:hanging="360"/>
       </w:pPr>
       <w:rPr>
-        <w:rFonts w:ascii="Wingdings" w:hAnsi="Wingdings" w:hint="default"/>
+        <w:rFonts w:ascii="Poppins" w:hAnsi="Poppins" w:hint="default" w:eastAsia="Poppins" w:cs="Poppins"/>
       </w:rPr>
     </w:lvl>
   </w:abstractNum>
@@ -3541,7 +3541,7 @@
         <w:ind w:left="720" w:hanging="360"/>
       </w:pPr>
       <w:rPr>
-        <w:rFonts w:cs="Times New Roman" w:hint="default"/>
+        <w:rFonts w:cs="Poppins" w:hint="default" w:ascii="Poppins" w:hAnsi="Poppins" w:eastAsia="Poppins"/>
         <w:b w:val="0"/>
       </w:rPr>
     </w:lvl>
@@ -3557,7 +3557,7 @@
         <w:ind w:left="1440" w:hanging="360"/>
       </w:pPr>
       <w:rPr>
-        <w:rFonts w:cs="Times New Roman"/>
+        <w:rFonts w:cs="Poppins" w:ascii="Poppins" w:hAnsi="Poppins" w:eastAsia="Poppins"/>
       </w:rPr>
     </w:lvl>
     <w:lvl w:ilvl="2" w:tplc="040E001B" w:tentative="1">
@@ -3572,7 +3572,7 @@
         <w:ind w:left="2160" w:hanging="180"/>
       </w:pPr>
       <w:rPr>
-        <w:rFonts w:cs="Times New Roman"/>
+        <w:rFonts w:cs="Poppins" w:ascii="Poppins" w:hAnsi="Poppins" w:eastAsia="Poppins"/>
       </w:rPr>
     </w:lvl>
     <w:lvl w:ilvl="3" w:tplc="040E000F" w:tentative="1">
@@ -3587,7 +3587,7 @@
         <w:ind w:left="2880" w:hanging="360"/>
       </w:pPr>
       <w:rPr>
-        <w:rFonts w:cs="Times New Roman"/>
+        <w:rFonts w:cs="Poppins" w:ascii="Poppins" w:hAnsi="Poppins" w:eastAsia="Poppins"/>
       </w:rPr>
     </w:lvl>
     <w:lvl w:ilvl="4" w:tplc="040E0019" w:tentative="1">
@@ -3602,7 +3602,7 @@
         <w:ind w:left="3600" w:hanging="360"/>
       </w:pPr>
       <w:rPr>
-        <w:rFonts w:cs="Times New Roman"/>
+        <w:rFonts w:cs="Poppins" w:ascii="Poppins" w:hAnsi="Poppins" w:eastAsia="Poppins"/>
       </w:rPr>
     </w:lvl>
     <w:lvl w:ilvl="5" w:tplc="040E001B" w:tentative="1">
@@ -3617,7 +3617,7 @@
         <w:ind w:left="4320" w:hanging="180"/>
       </w:pPr>
       <w:rPr>
-        <w:rFonts w:cs="Times New Roman"/>
+        <w:rFonts w:cs="Poppins" w:ascii="Poppins" w:hAnsi="Poppins" w:eastAsia="Poppins"/>
       </w:rPr>
     </w:lvl>
     <w:lvl w:ilvl="6" w:tplc="040E000F" w:tentative="1">
@@ -3632,7 +3632,7 @@
         <w:ind w:left="5040" w:hanging="360"/>
       </w:pPr>
       <w:rPr>
-        <w:rFonts w:cs="Times New Roman"/>
+        <w:rFonts w:cs="Poppins" w:ascii="Poppins" w:hAnsi="Poppins" w:eastAsia="Poppins"/>
       </w:rPr>
     </w:lvl>
     <w:lvl w:ilvl="7" w:tplc="040E0019" w:tentative="1">
@@ -3647,7 +3647,7 @@
         <w:ind w:left="5760" w:hanging="360"/>
       </w:pPr>
       <w:rPr>
-        <w:rFonts w:cs="Times New Roman"/>
+        <w:rFonts w:cs="Poppins" w:ascii="Poppins" w:hAnsi="Poppins" w:eastAsia="Poppins"/>
       </w:rPr>
     </w:lvl>
     <w:lvl w:ilvl="8" w:tplc="040E001B" w:tentative="1">
@@ -3662,7 +3662,7 @@
         <w:ind w:left="6480" w:hanging="180"/>
       </w:pPr>
       <w:rPr>
-        <w:rFonts w:cs="Times New Roman"/>
+        <w:rFonts w:cs="Poppins" w:ascii="Poppins" w:hAnsi="Poppins" w:eastAsia="Poppins"/>
       </w:rPr>
     </w:lvl>
   </w:abstractNum>
@@ -3698,7 +3698,7 @@
   <w:docDefaults>
     <w:rPrDefault>
       <w:rPr>
-        <w:rFonts w:ascii="Times New Roman" w:eastAsia="Times New Roman" w:hAnsi="Times New Roman" w:cs="Times New Roman"/>
+        <w:rFonts w:ascii="Poppins" w:eastAsia="Poppins" w:hAnsi="Poppins" w:cs="Poppins"/>
         <w:lang w:val="hu-HU" w:eastAsia="hu-HU" w:bidi="ar-SA"/>
       </w:rPr>
     </w:rPrDefault>
@@ -4197,7 +4197,7 @@
   <w:style w:type="character" w:customStyle="1" w:styleId="WW8Num3z0">
     <w:name w:val="WW8Num3z0"/>
     <w:rPr>
-      <w:rFonts w:hint="default"/>
+      <w:rFonts w:hint="default" w:ascii="Poppins" w:hAnsi="Poppins" w:eastAsia="Poppins" w:cs="Poppins"/>
     </w:rPr>
   </w:style>
   <w:style w:type="character" w:customStyle="1" w:styleId="WW8Num3z1">
@@ -4227,67 +4227,67 @@
   <w:style w:type="character" w:customStyle="1" w:styleId="WW8Num4z0">
     <w:name w:val="WW8Num4z0"/>
     <w:rPr>
-      <w:rFonts w:ascii="Wingdings" w:hAnsi="Wingdings" w:cs="Wingdings" w:hint="default"/>
+      <w:rFonts w:ascii="Poppins" w:hAnsi="Poppins" w:cs="Poppins" w:hint="default" w:eastAsia="Poppins"/>
     </w:rPr>
   </w:style>
   <w:style w:type="character" w:customStyle="1" w:styleId="WW8Num4z1">
     <w:name w:val="WW8Num4z1"/>
     <w:rPr>
-      <w:rFonts w:ascii="Courier New" w:hAnsi="Courier New" w:cs="Courier New" w:hint="default"/>
+      <w:rFonts w:ascii="Poppins" w:hAnsi="Poppins" w:cs="Poppins" w:hint="default" w:eastAsia="Poppins"/>
     </w:rPr>
   </w:style>
   <w:style w:type="character" w:customStyle="1" w:styleId="WW8Num4z3">
     <w:name w:val="WW8Num4z3"/>
     <w:rPr>
-      <w:rFonts w:ascii="Symbol" w:hAnsi="Symbol" w:cs="Symbol" w:hint="default"/>
+      <w:rFonts w:ascii="Poppins" w:hAnsi="Poppins" w:cs="Poppins" w:hint="default" w:eastAsia="Poppins"/>
     </w:rPr>
   </w:style>
   <w:style w:type="character" w:customStyle="1" w:styleId="WW8Num5z0">
     <w:name w:val="WW8Num5z0"/>
     <w:rPr>
-      <w:rFonts w:hint="default"/>
+      <w:rFonts w:hint="default" w:ascii="Poppins" w:hAnsi="Poppins" w:eastAsia="Poppins" w:cs="Poppins"/>
     </w:rPr>
   </w:style>
   <w:style w:type="character" w:customStyle="1" w:styleId="WW8Num5z1">
     <w:name w:val="WW8Num5z1"/>
     <w:rPr>
-      <w:rFonts w:ascii="Courier New" w:hAnsi="Courier New" w:cs="Courier New" w:hint="default"/>
+      <w:rFonts w:ascii="Poppins" w:hAnsi="Poppins" w:cs="Poppins" w:hint="default" w:eastAsia="Poppins"/>
     </w:rPr>
   </w:style>
   <w:style w:type="character" w:customStyle="1" w:styleId="WW8Num5z2">
     <w:name w:val="WW8Num5z2"/>
     <w:rPr>
-      <w:rFonts w:ascii="Wingdings" w:hAnsi="Wingdings" w:cs="Wingdings" w:hint="default"/>
+      <w:rFonts w:ascii="Poppins" w:hAnsi="Poppins" w:cs="Poppins" w:hint="default" w:eastAsia="Poppins"/>
     </w:rPr>
   </w:style>
   <w:style w:type="character" w:customStyle="1" w:styleId="WW8Num5z3">
     <w:name w:val="WW8Num5z3"/>
     <w:rPr>
-      <w:rFonts w:ascii="Symbol" w:hAnsi="Symbol" w:cs="Symbol" w:hint="default"/>
+      <w:rFonts w:ascii="Poppins" w:hAnsi="Poppins" w:cs="Poppins" w:hint="default" w:eastAsia="Poppins"/>
     </w:rPr>
   </w:style>
   <w:style w:type="character" w:customStyle="1" w:styleId="WW8Num6z0">
     <w:name w:val="WW8Num6z0"/>
     <w:rPr>
-      <w:rFonts w:hint="default"/>
+      <w:rFonts w:hint="default" w:ascii="Poppins" w:hAnsi="Poppins" w:eastAsia="Poppins" w:cs="Poppins"/>
     </w:rPr>
   </w:style>
   <w:style w:type="character" w:customStyle="1" w:styleId="WW8Num6z1">
     <w:name w:val="WW8Num6z1"/>
     <w:rPr>
-      <w:rFonts w:ascii="Courier New" w:hAnsi="Courier New" w:cs="Courier New" w:hint="default"/>
+      <w:rFonts w:ascii="Poppins" w:hAnsi="Poppins" w:cs="Poppins" w:hint="default" w:eastAsia="Poppins"/>
     </w:rPr>
   </w:style>
   <w:style w:type="character" w:customStyle="1" w:styleId="WW8Num6z2">
     <w:name w:val="WW8Num6z2"/>
     <w:rPr>
-      <w:rFonts w:ascii="Wingdings" w:hAnsi="Wingdings" w:cs="Wingdings" w:hint="default"/>
+      <w:rFonts w:ascii="Poppins" w:hAnsi="Poppins" w:cs="Poppins" w:hint="default" w:eastAsia="Poppins"/>
     </w:rPr>
   </w:style>
   <w:style w:type="character" w:customStyle="1" w:styleId="WW8Num6z3">
     <w:name w:val="WW8Num6z3"/>
     <w:rPr>
-      <w:rFonts w:ascii="Symbol" w:hAnsi="Symbol" w:cs="Symbol" w:hint="default"/>
+      <w:rFonts w:ascii="Poppins" w:hAnsi="Poppins" w:cs="Poppins" w:hint="default" w:eastAsia="Poppins"/>
     </w:rPr>
   </w:style>
   <w:style w:type="character" w:customStyle="1" w:styleId="Bekezdsalapbettpusa1">
@@ -4361,7 +4361,7 @@
     <w:name w:val="List"/>
     <w:basedOn w:val="Szvegtrzs"/>
     <w:rPr>
-      <w:rFonts w:cs="Arial"/>
+      <w:rFonts w:cs="Poppins" w:ascii="Poppins" w:hAnsi="Poppins" w:eastAsia="Poppins"/>
     </w:rPr>
   </w:style>
   <w:style w:type="paragraph" w:styleId="Kpalrs">
@@ -4373,7 +4373,7 @@
       <w:spacing w:before="120" w:after="120"/>
     </w:pPr>
     <w:rPr>
-      <w:rFonts w:cs="Arial"/>
+      <w:rFonts w:cs="Poppins" w:ascii="Poppins" w:hAnsi="Poppins" w:eastAsia="Poppins"/>
       <w:i/>
       <w:iCs/>
       <w:szCs w:val="24"/>
@@ -4386,7 +4386,7 @@
       <w:suppressLineNumbers/>
     </w:pPr>
     <w:rPr>
-      <w:rFonts w:cs="Arial"/>
+      <w:rFonts w:cs="Poppins" w:ascii="Poppins" w:hAnsi="Poppins" w:eastAsia="Poppins"/>
     </w:rPr>
   </w:style>
   <w:style w:type="paragraph" w:customStyle="1" w:styleId="lfejsllb">
@@ -4418,7 +4418,7 @@
       <w:spacing w:before="280" w:after="280"/>
     </w:pPr>
     <w:rPr>
-      <w:rFonts w:ascii="Arial Unicode MS" w:eastAsia="Arial Unicode MS" w:hAnsi="Arial Unicode MS" w:cs="Arial Unicode MS"/>
+      <w:rFonts w:ascii="Poppins" w:eastAsia="Poppins" w:hAnsi="Poppins" w:cs="Poppins"/>
       <w:szCs w:val="24"/>
     </w:rPr>
   </w:style>
@@ -4575,7 +4575,7 @@
     <w:unhideWhenUsed/>
     <w:rsid w:val="00314A05"/>
     <w:rPr>
-      <w:rFonts w:ascii="Segoe UI" w:hAnsi="Segoe UI" w:cs="Segoe UI"/>
+      <w:rFonts w:ascii="Poppins" w:hAnsi="Poppins" w:cs="Poppins" w:eastAsia="Poppins"/>
       <w:sz w:val="18"/>
       <w:szCs w:val="18"/>
     </w:rPr>
@@ -4588,7 +4588,7 @@
     <w:semiHidden/>
     <w:rsid w:val="00314A05"/>
     <w:rPr>
-      <w:rFonts w:ascii="Segoe UI" w:hAnsi="Segoe UI" w:cs="Segoe UI"/>
+      <w:rFonts w:ascii="Poppins" w:hAnsi="Poppins" w:cs="Poppins" w:eastAsia="Poppins"/>
       <w:sz w:val="18"/>
       <w:szCs w:val="18"/>
       <w:lang w:eastAsia="zh-CN"/>
@@ -4602,7 +4602,7 @@
       <w:suppressAutoHyphens w:val="0"/>
     </w:pPr>
     <w:rPr>
-      <w:rFonts w:ascii="Consolas" w:eastAsia="Consolas" w:hAnsi="Consolas"/>
+      <w:rFonts w:ascii="Poppins" w:eastAsia="Poppins" w:hAnsi="Poppins" w:cs="Poppins"/>
       <w:noProof/>
       <w:sz w:val="21"/>
       <w:lang w:val="en-US" w:eastAsia="en-US"/>
@@ -4654,9 +4654,9 @@
     </a:clrScheme>
     <a:fontScheme name="Office">
       <a:majorFont>
-        <a:latin typeface="Cambria"/>
-        <a:ea typeface=""/>
-        <a:cs typeface=""/>
+        <a:latin typeface="Poppins"/>
+        <a:ea typeface="Poppins"/>
+        <a:cs typeface="Poppins"/>
         <a:font script="Jpan" typeface="ＭＳ ゴシック"/>
         <a:font script="Hang" typeface="맑은 고딕"/>
         <a:font script="Hans" typeface="宋体"/>
@@ -4688,9 +4688,9 @@
         <a:font script="Uigh" typeface="Microsoft Uighur"/>
       </a:majorFont>
       <a:minorFont>
-        <a:latin typeface="Calibri"/>
-        <a:ea typeface=""/>
-        <a:cs typeface=""/>
+        <a:latin typeface="Poppins"/>
+        <a:ea typeface="Poppins"/>
+        <a:cs typeface="Poppins"/>
         <a:font script="Jpan" typeface="ＭＳ 明朝"/>
         <a:font script="Hang" typeface="맑은 고딕"/>
         <a:font script="Hans" typeface="宋体"/>
